--- a/src/main/resources/template.docx
+++ b/src/main/resources/template.docx
@@ -44,13 +44,13 @@
         </w:tblCellMar>
       </w:tblPr>
       <w:tblGrid>
-        <w:gridCol w:w="411"/>
-        <w:gridCol w:w="1657"/>
-        <w:gridCol w:w="481"/>
-        <w:gridCol w:w="1392"/>
-        <w:gridCol w:w="804"/>
-        <w:gridCol w:w="2233"/>
-        <w:gridCol w:w="1544"/>
+        <w:gridCol w:w="308"/>
+        <w:gridCol w:w="1703"/>
+        <w:gridCol w:w="1495"/>
+        <w:gridCol w:w="1423"/>
+        <w:gridCol w:w="1596"/>
+        <w:gridCol w:w="1401"/>
+        <w:gridCol w:w="596"/>
       </w:tblGrid>
       <w:tr>
         <w:trPr>
@@ -58,7 +58,7 @@
         </w:trPr>
         <w:tc>
           <w:tcPr>
-            <w:tcW w:w="412" w:type="dxa"/>
+            <w:tcW w:w="325" w:type="dxa"/>
           </w:tcPr>
           <w:p>
             <w:pPr>
@@ -85,7 +85,7 @@
         </w:tc>
         <w:tc>
           <w:tcPr>
-            <w:tcW w:w="1657" w:type="dxa"/>
+            <w:tcW w:w="1477" w:type="dxa"/>
           </w:tcPr>
           <w:p>
             <w:pPr>
@@ -121,7 +121,7 @@
         </w:tc>
         <w:tc>
           <w:tcPr>
-            <w:tcW w:w="560" w:type="dxa"/>
+            <w:tcW w:w="1477" w:type="dxa"/>
           </w:tcPr>
           <w:p>
             <w:pPr>
@@ -148,7 +148,7 @@
         </w:tc>
         <w:tc>
           <w:tcPr>
-            <w:tcW w:w="1312" w:type="dxa"/>
+            <w:tcW w:w="1477" w:type="dxa"/>
           </w:tcPr>
           <w:p>
             <w:pPr>
@@ -171,7 +171,7 @@
         </w:tc>
         <w:tc>
           <w:tcPr>
-            <w:tcW w:w="804" w:type="dxa"/>
+            <w:tcW w:w="1477" w:type="dxa"/>
           </w:tcPr>
           <w:p>
             <w:pPr>
@@ -198,7 +198,7 @@
         </w:tc>
         <w:tc>
           <w:tcPr>
-            <w:tcW w:w="2133" w:type="dxa"/>
+            <w:tcW w:w="1443" w:type="dxa"/>
           </w:tcPr>
           <w:p>
             <w:pPr>
@@ -246,7 +246,7 @@
         </w:tc>
         <w:tc>
           <w:tcPr>
-            <w:tcW w:w="1644" w:type="dxa"/>
+            <w:tcW w:w="846" w:type="dxa"/>
             <w:vMerge w:val="restart"/>
           </w:tcPr>
           <w:p>
@@ -277,7 +277,7 @@
       <w:tr>
         <w:tc>
           <w:tcPr>
-            <w:tcW w:w="412" w:type="dxa"/>
+            <w:tcW w:w="325" w:type="dxa"/>
           </w:tcPr>
           <w:p>
             <w:pPr>
@@ -304,7 +304,7 @@
         </w:tc>
         <w:tc>
           <w:tcPr>
-            <w:tcW w:w="1657" w:type="dxa"/>
+            <w:tcW w:w="1477" w:type="dxa"/>
           </w:tcPr>
           <w:p>
             <w:pPr>
@@ -331,7 +331,6 @@
               </w:rPr>
               <w:t>${</w:t>
             </w:r>
-            <w:bookmarkStart w:id="0" w:name="_GoBack"/>
             <w:r>
               <w:rPr>
                 <w:rFonts w:ascii="宋体" w:hAnsi="宋体" w:eastAsia="宋体" w:cs="宋体"/>
@@ -343,7 +342,6 @@
               </w:rPr>
               <w:t>nationality</w:t>
             </w:r>
-            <w:bookmarkEnd w:id="0"/>
             <w:r>
               <w:rPr>
                 <w:rFonts w:hint="default"/>
@@ -358,7 +356,7 @@
         </w:tc>
         <w:tc>
           <w:tcPr>
-            <w:tcW w:w="560" w:type="dxa"/>
+            <w:tcW w:w="1477" w:type="dxa"/>
           </w:tcPr>
           <w:p>
             <w:pPr>
@@ -385,189 +383,7 @@
         </w:tc>
         <w:tc>
           <w:tcPr>
-            <w:tcW w:w="1312" w:type="dxa"/>
-          </w:tcPr>
-          <w:p>
-            <w:pPr>
-              <w:jc w:val="left"/>
-              <w:rPr>
-                <w:rFonts w:hint="default"/>
-                <w:sz w:val="24"/>
-                <w:szCs w:val="24"/>
-                <w:vertAlign w:val="baseline"/>
-                <w:lang w:val="en-US" w:eastAsia="zh-CN"/>
-              </w:rPr>
-            </w:pPr>
-            <w:r>
-              <w:rPr>
-                <w:rFonts w:hint="eastAsia"/>
-                <w:sz w:val="24"/>
-                <w:szCs w:val="24"/>
-                <w:vertAlign w:val="baseline"/>
-                <w:lang w:val="en-US" w:eastAsia="zh-CN"/>
-              </w:rPr>
-              <w:t>-</w:t>
-            </w:r>
-          </w:p>
-        </w:tc>
-        <w:tc>
-          <w:tcPr>
-            <w:tcW w:w="804" w:type="dxa"/>
-          </w:tcPr>
-          <w:p>
-            <w:pPr>
-              <w:jc w:val="left"/>
-              <w:rPr>
-                <w:rFonts w:hint="default"/>
-                <w:sz w:val="24"/>
-                <w:szCs w:val="24"/>
-                <w:vertAlign w:val="baseline"/>
-                <w:lang w:val="en-US" w:eastAsia="zh-CN"/>
-              </w:rPr>
-            </w:pPr>
-            <w:r>
-              <w:rPr>
-                <w:rFonts w:hint="eastAsia"/>
-                <w:sz w:val="24"/>
-                <w:szCs w:val="24"/>
-                <w:vertAlign w:val="baseline"/>
-                <w:lang w:val="en-US" w:eastAsia="zh-CN"/>
-              </w:rPr>
-              <w:t>出生地</w:t>
-            </w:r>
-          </w:p>
-        </w:tc>
-        <w:tc>
-          <w:tcPr>
-            <w:tcW w:w="2133" w:type="dxa"/>
-          </w:tcPr>
-          <w:p>
-            <w:pPr>
-              <w:jc w:val="left"/>
-              <w:rPr>
-                <w:rFonts w:hint="default"/>
-                <w:sz w:val="24"/>
-                <w:szCs w:val="24"/>
-                <w:vertAlign w:val="baseline"/>
-                <w:lang w:val="en-US" w:eastAsia="zh-CN"/>
-              </w:rPr>
-            </w:pPr>
-            <w:r>
-              <w:rPr>
-                <w:rFonts w:hint="eastAsia"/>
-                <w:sz w:val="24"/>
-                <w:szCs w:val="24"/>
-                <w:vertAlign w:val="baseline"/>
-                <w:lang w:val="en-US" w:eastAsia="zh-CN"/>
-              </w:rPr>
-              <w:t>-</w:t>
-            </w:r>
-          </w:p>
-        </w:tc>
-        <w:tc>
-          <w:tcPr>
-            <w:tcW w:w="1644" w:type="dxa"/>
-            <w:vMerge w:val="continue"/>
-          </w:tcPr>
-          <w:p>
-            <w:pPr>
-              <w:jc w:val="left"/>
-              <w:rPr>
-                <w:rFonts w:hint="default"/>
-                <w:sz w:val="44"/>
-                <w:szCs w:val="44"/>
-                <w:vertAlign w:val="baseline"/>
-                <w:lang w:val="en-US" w:eastAsia="zh-CN"/>
-              </w:rPr>
-            </w:pPr>
-          </w:p>
-        </w:tc>
-      </w:tr>
-      <w:tr>
-        <w:tc>
-          <w:tcPr>
-            <w:tcW w:w="412" w:type="dxa"/>
-          </w:tcPr>
-          <w:p>
-            <w:pPr>
-              <w:jc w:val="left"/>
-              <w:rPr>
-                <w:rFonts w:hint="default"/>
-                <w:sz w:val="24"/>
-                <w:szCs w:val="24"/>
-                <w:vertAlign w:val="baseline"/>
-                <w:lang w:val="en-US" w:eastAsia="zh-CN"/>
-              </w:rPr>
-            </w:pPr>
-            <w:r>
-              <w:rPr>
-                <w:rFonts w:hint="eastAsia"/>
-                <w:sz w:val="24"/>
-                <w:szCs w:val="24"/>
-                <w:vertAlign w:val="baseline"/>
-                <w:lang w:val="en-US" w:eastAsia="zh-CN"/>
-              </w:rPr>
-              <w:t>入党时间</w:t>
-            </w:r>
-          </w:p>
-        </w:tc>
-        <w:tc>
-          <w:tcPr>
-            <w:tcW w:w="1657" w:type="dxa"/>
-          </w:tcPr>
-          <w:p>
-            <w:pPr>
-              <w:jc w:val="left"/>
-              <w:rPr>
-                <w:rFonts w:hint="default"/>
-                <w:sz w:val="24"/>
-                <w:szCs w:val="24"/>
-                <w:vertAlign w:val="baseline"/>
-                <w:lang w:val="en-US" w:eastAsia="zh-CN"/>
-              </w:rPr>
-            </w:pPr>
-            <w:r>
-              <w:rPr>
-                <w:rFonts w:hint="eastAsia"/>
-                <w:sz w:val="24"/>
-                <w:szCs w:val="24"/>
-                <w:vertAlign w:val="baseline"/>
-                <w:lang w:val="en-US" w:eastAsia="zh-CN"/>
-              </w:rPr>
-              <w:t>-</w:t>
-            </w:r>
-          </w:p>
-        </w:tc>
-        <w:tc>
-          <w:tcPr>
-            <w:tcW w:w="560" w:type="dxa"/>
-          </w:tcPr>
-          <w:p>
-            <w:pPr>
-              <w:jc w:val="left"/>
-              <w:rPr>
-                <w:rFonts w:hint="default"/>
-                <w:sz w:val="24"/>
-                <w:szCs w:val="24"/>
-                <w:vertAlign w:val="baseline"/>
-                <w:lang w:val="en-US" w:eastAsia="zh-CN"/>
-              </w:rPr>
-            </w:pPr>
-            <w:r>
-              <w:rPr>
-                <w:rFonts w:hint="eastAsia"/>
-                <w:sz w:val="24"/>
-                <w:szCs w:val="24"/>
-                <w:vertAlign w:val="baseline"/>
-                <w:lang w:val="en-US" w:eastAsia="zh-CN"/>
-              </w:rPr>
-              <w:t>参加工作时间</w:t>
-            </w:r>
-          </w:p>
-        </w:tc>
-        <w:tc>
-          <w:tcPr>
-            <w:tcW w:w="1312" w:type="dxa"/>
+            <w:tcW w:w="1477" w:type="dxa"/>
           </w:tcPr>
           <w:p>
             <w:pPr>
@@ -587,170 +403,27 @@
             <w:r>
               <w:rPr>
                 <w:rFonts w:hint="default"/>
+                <w:sz w:val="24"/>
+                <w:szCs w:val="24"/>
+                <w:vertAlign w:val="baseline"/>
                 <w:lang w:val="en-US" w:eastAsia="zh-CN"/>
               </w:rPr>
               <w:t>${</w:t>
             </w:r>
             <w:r>
               <w:rPr>
-                <w:rFonts w:hint="eastAsia"/>
-                <w:lang w:val="en-US" w:eastAsia="zh-CN"/>
-              </w:rPr>
-              <w:t>firstJobDate</w:t>
-            </w:r>
-            <w:r>
-              <w:rPr>
-                <w:rFonts w:hint="default"/>
-                <w:lang w:val="en-US" w:eastAsia="zh-CN"/>
-              </w:rPr>
-              <w:t>}</w:t>
-            </w:r>
-          </w:p>
-        </w:tc>
-        <w:tc>
-          <w:tcPr>
-            <w:tcW w:w="804" w:type="dxa"/>
-          </w:tcPr>
-          <w:p>
-            <w:pPr>
-              <w:jc w:val="left"/>
-              <w:rPr>
-                <w:rFonts w:hint="default"/>
-                <w:sz w:val="24"/>
-                <w:szCs w:val="24"/>
-                <w:vertAlign w:val="baseline"/>
-                <w:lang w:val="en-US" w:eastAsia="zh-CN"/>
-              </w:rPr>
-            </w:pPr>
-            <w:r>
-              <w:rPr>
-                <w:rFonts w:hint="eastAsia"/>
-                <w:sz w:val="24"/>
-                <w:szCs w:val="24"/>
-                <w:vertAlign w:val="baseline"/>
-                <w:lang w:val="en-US" w:eastAsia="zh-CN"/>
-              </w:rPr>
-              <w:t>健康状况</w:t>
-            </w:r>
-          </w:p>
-        </w:tc>
-        <w:tc>
-          <w:tcPr>
-            <w:tcW w:w="2133" w:type="dxa"/>
-          </w:tcPr>
-          <w:p>
-            <w:pPr>
-              <w:jc w:val="left"/>
-              <w:rPr>
-                <w:rFonts w:hint="default"/>
-                <w:sz w:val="24"/>
-                <w:szCs w:val="24"/>
-                <w:vertAlign w:val="baseline"/>
-                <w:lang w:val="en-US" w:eastAsia="zh-CN"/>
-              </w:rPr>
-            </w:pPr>
-            <w:r>
-              <w:rPr>
-                <w:rFonts w:hint="default"/>
-                <w:sz w:val="24"/>
-                <w:szCs w:val="24"/>
-                <w:vertAlign w:val="baseline"/>
-                <w:lang w:val="en-US" w:eastAsia="zh-CN"/>
-              </w:rPr>
-              <w:t>-</w:t>
-            </w:r>
-          </w:p>
-        </w:tc>
-        <w:tc>
-          <w:tcPr>
-            <w:tcW w:w="1644" w:type="dxa"/>
-            <w:vMerge w:val="continue"/>
-          </w:tcPr>
-          <w:p>
-            <w:pPr>
-              <w:jc w:val="left"/>
-              <w:rPr>
-                <w:rFonts w:hint="default"/>
-                <w:sz w:val="44"/>
-                <w:szCs w:val="44"/>
-                <w:vertAlign w:val="baseline"/>
-                <w:lang w:val="en-US" w:eastAsia="zh-CN"/>
-              </w:rPr>
-            </w:pPr>
-          </w:p>
-        </w:tc>
-      </w:tr>
-      <w:tr>
-        <w:tc>
-          <w:tcPr>
-            <w:tcW w:w="412" w:type="dxa"/>
-          </w:tcPr>
-          <w:p>
-            <w:pPr>
-              <w:jc w:val="left"/>
-              <w:rPr>
-                <w:rFonts w:hint="default"/>
-                <w:sz w:val="24"/>
-                <w:szCs w:val="24"/>
-                <w:vertAlign w:val="baseline"/>
-                <w:lang w:val="en-US" w:eastAsia="zh-CN"/>
-              </w:rPr>
-            </w:pPr>
-            <w:r>
-              <w:rPr>
-                <w:rFonts w:hint="eastAsia"/>
-                <w:sz w:val="24"/>
-                <w:szCs w:val="24"/>
-                <w:vertAlign w:val="baseline"/>
-                <w:lang w:val="en-US" w:eastAsia="zh-CN"/>
-              </w:rPr>
-              <w:t>专业技术职务</w:t>
-            </w:r>
-          </w:p>
-        </w:tc>
-        <w:tc>
-          <w:tcPr>
-            <w:tcW w:w="2217" w:type="dxa"/>
-            <w:gridSpan w:val="2"/>
-          </w:tcPr>
-          <w:p>
-            <w:pPr>
-              <w:jc w:val="left"/>
-              <w:rPr>
-                <w:rFonts w:hint="default"/>
-                <w:sz w:val="24"/>
-                <w:szCs w:val="24"/>
-                <w:vertAlign w:val="baseline"/>
-                <w:lang w:val="en-US" w:eastAsia="zh-CN"/>
-              </w:rPr>
-            </w:pPr>
-            <w:r>
-              <w:rPr>
-                <w:rFonts w:hint="default"/>
-                <w:color w:val="auto"/>
-                <w:sz w:val="24"/>
-                <w:szCs w:val="24"/>
-                <w:vertAlign w:val="baseline"/>
-                <w:lang w:val="en-US" w:eastAsia="zh-CN"/>
-              </w:rPr>
-              <w:t>${</w:t>
-            </w:r>
-            <w:r>
-              <w:rPr>
                 <w:rFonts w:ascii="宋体" w:hAnsi="宋体" w:eastAsia="宋体" w:cs="宋体"/>
-                <w:color w:val="auto"/>
                 <w:kern w:val="0"/>
                 <w:sz w:val="24"/>
                 <w:szCs w:val="24"/>
                 <w:lang w:val="en-US" w:eastAsia="zh-CN" w:bidi="ar"/>
                 <w14:ligatures w14:val="standardContextual"/>
               </w:rPr>
-              <w:t>qualificationName</w:t>
-            </w:r>
-            <w:r>
-              <w:rPr>
-                <w:rFonts w:hint="default"/>
-                <w:color w:val="auto"/>
+              <w:t>nativePlace</w:t>
+            </w:r>
+            <w:r>
+              <w:rPr>
+                <w:rFonts w:hint="default"/>
                 <w:sz w:val="24"/>
                 <w:szCs w:val="24"/>
                 <w:vertAlign w:val="baseline"/>
@@ -762,109 +435,34 @@
         </w:tc>
         <w:tc>
           <w:tcPr>
-            <w:tcW w:w="1312" w:type="dxa"/>
-          </w:tcPr>
-          <w:p>
-            <w:pPr>
-              <w:jc w:val="left"/>
-              <w:rPr>
-                <w:rFonts w:hint="default"/>
-                <w:sz w:val="24"/>
-                <w:szCs w:val="24"/>
-                <w:vertAlign w:val="baseline"/>
-                <w:lang w:val="en-US" w:eastAsia="zh-CN"/>
-              </w:rPr>
-            </w:pPr>
-            <w:r>
-              <w:rPr>
-                <w:rFonts w:hint="eastAsia"/>
-                <w:sz w:val="24"/>
-                <w:szCs w:val="24"/>
-                <w:vertAlign w:val="baseline"/>
-                <w:lang w:val="en-US" w:eastAsia="zh-CN"/>
-              </w:rPr>
-              <w:t>熟悉专业有何专长</w:t>
-            </w:r>
-          </w:p>
-        </w:tc>
-        <w:tc>
-          <w:tcPr>
-            <w:tcW w:w="2937" w:type="dxa"/>
-            <w:gridSpan w:val="2"/>
-          </w:tcPr>
-          <w:p>
-            <w:pPr>
-              <w:jc w:val="left"/>
-              <w:rPr>
-                <w:rFonts w:hint="default"/>
-                <w:sz w:val="24"/>
-                <w:szCs w:val="24"/>
-                <w:vertAlign w:val="baseline"/>
-                <w:lang w:val="en-US" w:eastAsia="zh-CN"/>
-              </w:rPr>
-            </w:pPr>
-            <w:r>
-              <w:rPr>
-                <w:rFonts w:hint="eastAsia"/>
-                <w:sz w:val="24"/>
-                <w:szCs w:val="24"/>
-                <w:vertAlign w:val="baseline"/>
-                <w:lang w:val="en-US" w:eastAsia="zh-CN"/>
-              </w:rPr>
-              <w:t>-</w:t>
-            </w:r>
-          </w:p>
-        </w:tc>
-        <w:tc>
-          <w:tcPr>
-            <w:tcW w:w="1644" w:type="dxa"/>
-            <w:vMerge w:val="continue"/>
-          </w:tcPr>
-          <w:p>
-            <w:pPr>
-              <w:jc w:val="left"/>
-              <w:rPr>
-                <w:rFonts w:hint="default"/>
-                <w:sz w:val="24"/>
-                <w:szCs w:val="24"/>
-                <w:vertAlign w:val="baseline"/>
-                <w:lang w:val="en-US" w:eastAsia="zh-CN"/>
-              </w:rPr>
-            </w:pPr>
-          </w:p>
-        </w:tc>
-      </w:tr>
-      <w:tr>
-        <w:tc>
-          <w:tcPr>
-            <w:tcW w:w="412" w:type="dxa"/>
-          </w:tcPr>
-          <w:p>
-            <w:pPr>
-              <w:jc w:val="left"/>
-              <w:rPr>
-                <w:rFonts w:hint="default"/>
-                <w:sz w:val="24"/>
-                <w:szCs w:val="24"/>
-                <w:vertAlign w:val="baseline"/>
-                <w:lang w:val="en-US" w:eastAsia="zh-CN"/>
-              </w:rPr>
-            </w:pPr>
-            <w:r>
-              <w:rPr>
-                <w:rFonts w:hint="eastAsia"/>
-                <w:sz w:val="24"/>
-                <w:szCs w:val="24"/>
-                <w:vertAlign w:val="baseline"/>
-                <w:lang w:val="en-US" w:eastAsia="zh-CN"/>
-              </w:rPr>
-              <w:t>学历学位</w:t>
-            </w:r>
-          </w:p>
-        </w:tc>
-        <w:tc>
-          <w:tcPr>
-            <w:tcW w:w="1657" w:type="dxa"/>
+            <w:tcW w:w="1477" w:type="dxa"/>
+          </w:tcPr>
+          <w:p>
+            <w:pPr>
+              <w:jc w:val="left"/>
+              <w:rPr>
+                <w:rFonts w:hint="default"/>
+                <w:sz w:val="24"/>
+                <w:szCs w:val="24"/>
+                <w:vertAlign w:val="baseline"/>
+                <w:lang w:val="en-US" w:eastAsia="zh-CN"/>
+              </w:rPr>
+            </w:pPr>
+            <w:r>
+              <w:rPr>
+                <w:rFonts w:hint="eastAsia"/>
+                <w:sz w:val="24"/>
+                <w:szCs w:val="24"/>
+                <w:vertAlign w:val="baseline"/>
+                <w:lang w:val="en-US" w:eastAsia="zh-CN"/>
+              </w:rPr>
+              <w:t>出生地</w:t>
+            </w:r>
+          </w:p>
+        </w:tc>
+        <w:tc>
+          <w:tcPr>
+            <w:tcW w:w="1443" w:type="dxa"/>
           </w:tcPr>
           <w:p>
             <w:pPr>
@@ -889,7 +487,7 @@
                 <w:vertAlign w:val="baseline"/>
                 <w:lang w:val="en-US" w:eastAsia="zh-CN"/>
               </w:rPr>
-              <w:t>${education.t</w:t>
+              <w:t>${</w:t>
             </w:r>
             <w:r>
               <w:rPr>
@@ -900,7 +498,7 @@
                 <w:lang w:val="en-US" w:eastAsia="zh-CN" w:bidi="ar"/>
                 <w14:ligatures w14:val="standardContextual"/>
               </w:rPr>
-              <w:t>ype</w:t>
+              <w:t>birthPlace</w:t>
             </w:r>
             <w:r>
               <w:rPr>
@@ -916,8 +514,129 @@
         </w:tc>
         <w:tc>
           <w:tcPr>
-            <w:tcW w:w="1872" w:type="dxa"/>
-            <w:gridSpan w:val="2"/>
+            <w:tcW w:w="846" w:type="dxa"/>
+            <w:vMerge w:val="continue"/>
+          </w:tcPr>
+          <w:p>
+            <w:pPr>
+              <w:jc w:val="left"/>
+              <w:rPr>
+                <w:rFonts w:hint="default"/>
+                <w:sz w:val="44"/>
+                <w:szCs w:val="44"/>
+                <w:vertAlign w:val="baseline"/>
+                <w:lang w:val="en-US" w:eastAsia="zh-CN"/>
+              </w:rPr>
+            </w:pPr>
+          </w:p>
+        </w:tc>
+      </w:tr>
+      <w:tr>
+        <w:tc>
+          <w:tcPr>
+            <w:tcW w:w="325" w:type="dxa"/>
+          </w:tcPr>
+          <w:p>
+            <w:pPr>
+              <w:jc w:val="left"/>
+              <w:rPr>
+                <w:rFonts w:hint="default"/>
+                <w:sz w:val="24"/>
+                <w:szCs w:val="24"/>
+                <w:vertAlign w:val="baseline"/>
+                <w:lang w:val="en-US" w:eastAsia="zh-CN"/>
+              </w:rPr>
+            </w:pPr>
+            <w:r>
+              <w:rPr>
+                <w:rFonts w:hint="eastAsia"/>
+                <w:sz w:val="24"/>
+                <w:szCs w:val="24"/>
+                <w:vertAlign w:val="baseline"/>
+                <w:lang w:val="en-US" w:eastAsia="zh-CN"/>
+              </w:rPr>
+              <w:t>入党时间</w:t>
+            </w:r>
+          </w:p>
+        </w:tc>
+        <w:tc>
+          <w:tcPr>
+            <w:tcW w:w="1477" w:type="dxa"/>
+          </w:tcPr>
+          <w:p>
+            <w:pPr>
+              <w:jc w:val="left"/>
+              <w:rPr>
+                <w:rFonts w:hint="default"/>
+                <w:sz w:val="24"/>
+                <w:szCs w:val="24"/>
+                <w:vertAlign w:val="baseline"/>
+                <w:lang w:val="en-US" w:eastAsia="zh-CN"/>
+              </w:rPr>
+            </w:pPr>
+            <w:r>
+              <w:rPr>
+                <w:rFonts w:hint="default"/>
+                <w:sz w:val="24"/>
+                <w:szCs w:val="24"/>
+                <w:vertAlign w:val="baseline"/>
+                <w:lang w:val="en-US" w:eastAsia="zh-CN"/>
+              </w:rPr>
+              <w:t>${</w:t>
+            </w:r>
+            <w:r>
+              <w:rPr>
+                <w:rFonts w:ascii="宋体" w:hAnsi="宋体" w:eastAsia="宋体" w:cs="宋体"/>
+                <w:kern w:val="0"/>
+                <w:sz w:val="24"/>
+                <w:szCs w:val="24"/>
+                <w:lang w:val="en-US" w:eastAsia="zh-CN" w:bidi="ar"/>
+                <w14:ligatures w14:val="standardContextual"/>
+              </w:rPr>
+              <w:t>joinPartyDate</w:t>
+            </w:r>
+            <w:r>
+              <w:rPr>
+                <w:rFonts w:hint="default"/>
+                <w:sz w:val="24"/>
+                <w:szCs w:val="24"/>
+                <w:vertAlign w:val="baseline"/>
+                <w:lang w:val="en-US" w:eastAsia="zh-CN"/>
+              </w:rPr>
+              <w:t>}</w:t>
+            </w:r>
+          </w:p>
+        </w:tc>
+        <w:tc>
+          <w:tcPr>
+            <w:tcW w:w="1477" w:type="dxa"/>
+          </w:tcPr>
+          <w:p>
+            <w:pPr>
+              <w:jc w:val="left"/>
+              <w:rPr>
+                <w:rFonts w:hint="default"/>
+                <w:sz w:val="24"/>
+                <w:szCs w:val="24"/>
+                <w:vertAlign w:val="baseline"/>
+                <w:lang w:val="en-US" w:eastAsia="zh-CN"/>
+              </w:rPr>
+            </w:pPr>
+            <w:r>
+              <w:rPr>
+                <w:rFonts w:hint="eastAsia"/>
+                <w:sz w:val="24"/>
+                <w:szCs w:val="24"/>
+                <w:vertAlign w:val="baseline"/>
+                <w:lang w:val="en-US" w:eastAsia="zh-CN"/>
+              </w:rPr>
+              <w:t>参加工作时间</w:t>
+            </w:r>
+          </w:p>
+        </w:tc>
+        <w:tc>
+          <w:tcPr>
+            <w:tcW w:w="1477" w:type="dxa"/>
           </w:tcPr>
           <w:p>
             <w:pPr>
@@ -937,79 +656,56 @@
             <w:r>
               <w:rPr>
                 <w:rFonts w:hint="default"/>
-                <w:sz w:val="24"/>
-                <w:szCs w:val="24"/>
-                <w:vertAlign w:val="baseline"/>
-                <w:lang w:val="en-US" w:eastAsia="zh-CN"/>
-              </w:rPr>
-              <w:t>${education.d</w:t>
-            </w:r>
-            <w:r>
-              <w:rPr>
-                <w:rFonts w:ascii="宋体" w:hAnsi="宋体" w:eastAsia="宋体" w:cs="宋体"/>
-                <w:kern w:val="0"/>
-                <w:sz w:val="24"/>
-                <w:szCs w:val="24"/>
-                <w:lang w:val="en-US" w:eastAsia="zh-CN" w:bidi="ar"/>
-                <w14:ligatures w14:val="standardContextual"/>
-              </w:rPr>
-              <w:t>egree</w:t>
-            </w:r>
-            <w:r>
-              <w:rPr>
-                <w:rFonts w:hint="default"/>
-                <w:sz w:val="24"/>
-                <w:szCs w:val="24"/>
-                <w:vertAlign w:val="baseline"/>
+                <w:lang w:val="en-US" w:eastAsia="zh-CN"/>
+              </w:rPr>
+              <w:t>${</w:t>
+            </w:r>
+            <w:r>
+              <w:rPr>
+                <w:rFonts w:hint="eastAsia"/>
+                <w:lang w:val="en-US" w:eastAsia="zh-CN"/>
+              </w:rPr>
+              <w:t>firstJobDate</w:t>
+            </w:r>
+            <w:r>
+              <w:rPr>
+                <w:rFonts w:hint="default"/>
                 <w:lang w:val="en-US" w:eastAsia="zh-CN"/>
               </w:rPr>
               <w:t>}</w:t>
             </w:r>
           </w:p>
-          <w:p>
-            <w:pPr>
-              <w:jc w:val="left"/>
-              <w:rPr>
-                <w:rFonts w:hint="default"/>
-                <w:sz w:val="24"/>
-                <w:szCs w:val="24"/>
-                <w:vertAlign w:val="baseline"/>
-                <w:lang w:val="en-US" w:eastAsia="zh-CN"/>
-              </w:rPr>
-            </w:pPr>
-          </w:p>
-        </w:tc>
-        <w:tc>
-          <w:tcPr>
-            <w:tcW w:w="804" w:type="dxa"/>
-          </w:tcPr>
-          <w:p>
-            <w:pPr>
-              <w:jc w:val="left"/>
-              <w:rPr>
-                <w:rFonts w:hint="default"/>
-                <w:sz w:val="24"/>
-                <w:szCs w:val="24"/>
-                <w:vertAlign w:val="baseline"/>
-                <w:lang w:val="en-US" w:eastAsia="zh-CN"/>
-              </w:rPr>
-            </w:pPr>
-            <w:r>
-              <w:rPr>
-                <w:rFonts w:hint="eastAsia"/>
-                <w:sz w:val="24"/>
-                <w:szCs w:val="24"/>
-                <w:vertAlign w:val="baseline"/>
-                <w:lang w:val="en-US" w:eastAsia="zh-CN"/>
-              </w:rPr>
-              <w:t>毕业院校系及专业</w:t>
-            </w:r>
-          </w:p>
-        </w:tc>
-        <w:tc>
-          <w:tcPr>
-            <w:tcW w:w="3777" w:type="dxa"/>
-            <w:gridSpan w:val="2"/>
+        </w:tc>
+        <w:tc>
+          <w:tcPr>
+            <w:tcW w:w="1477" w:type="dxa"/>
+          </w:tcPr>
+          <w:p>
+            <w:pPr>
+              <w:jc w:val="left"/>
+              <w:rPr>
+                <w:rFonts w:hint="default"/>
+                <w:sz w:val="24"/>
+                <w:szCs w:val="24"/>
+                <w:vertAlign w:val="baseline"/>
+                <w:lang w:val="en-US" w:eastAsia="zh-CN"/>
+              </w:rPr>
+            </w:pPr>
+            <w:r>
+              <w:rPr>
+                <w:rFonts w:hint="eastAsia"/>
+                <w:sz w:val="24"/>
+                <w:szCs w:val="24"/>
+                <w:vertAlign w:val="baseline"/>
+                <w:lang w:val="en-US" w:eastAsia="zh-CN"/>
+              </w:rPr>
+              <w:t>健康状况</w:t>
+            </w:r>
+          </w:p>
+        </w:tc>
+        <w:tc>
+          <w:tcPr>
+            <w:tcW w:w="1443" w:type="dxa"/>
           </w:tcPr>
           <w:p>
             <w:pPr>
@@ -1034,7 +730,7 @@
                 <w:vertAlign w:val="baseline"/>
                 <w:lang w:val="en-US" w:eastAsia="zh-CN"/>
               </w:rPr>
-              <w:t>${education.</w:t>
+              <w:t>${</w:t>
             </w:r>
             <w:r>
               <w:rPr>
@@ -1045,17 +741,175 @@
                 <w:lang w:val="en-US" w:eastAsia="zh-CN" w:bidi="ar"/>
                 <w14:ligatures w14:val="standardContextual"/>
               </w:rPr>
-              <w:t>department</w:t>
-            </w:r>
-            <w:r>
-              <w:rPr>
-                <w:rFonts w:hint="default"/>
-                <w:sz w:val="24"/>
-                <w:szCs w:val="24"/>
-                <w:vertAlign w:val="baseline"/>
-                <w:lang w:val="en-US" w:eastAsia="zh-CN"/>
-              </w:rPr>
-              <w:t>}${education.</w:t>
+              <w:t>healthCondition</w:t>
+            </w:r>
+            <w:r>
+              <w:rPr>
+                <w:rFonts w:hint="default"/>
+                <w:sz w:val="24"/>
+                <w:szCs w:val="24"/>
+                <w:vertAlign w:val="baseline"/>
+                <w:lang w:val="en-US" w:eastAsia="zh-CN"/>
+              </w:rPr>
+              <w:t>}</w:t>
+            </w:r>
+          </w:p>
+        </w:tc>
+        <w:tc>
+          <w:tcPr>
+            <w:tcW w:w="846" w:type="dxa"/>
+            <w:vMerge w:val="continue"/>
+          </w:tcPr>
+          <w:p>
+            <w:pPr>
+              <w:jc w:val="left"/>
+              <w:rPr>
+                <w:rFonts w:hint="default"/>
+                <w:sz w:val="44"/>
+                <w:szCs w:val="44"/>
+                <w:vertAlign w:val="baseline"/>
+                <w:lang w:val="en-US" w:eastAsia="zh-CN"/>
+              </w:rPr>
+            </w:pPr>
+          </w:p>
+        </w:tc>
+      </w:tr>
+      <w:tr>
+        <w:tc>
+          <w:tcPr>
+            <w:tcW w:w="325" w:type="dxa"/>
+          </w:tcPr>
+          <w:p>
+            <w:pPr>
+              <w:jc w:val="left"/>
+              <w:rPr>
+                <w:rFonts w:hint="default"/>
+                <w:sz w:val="24"/>
+                <w:szCs w:val="24"/>
+                <w:vertAlign w:val="baseline"/>
+                <w:lang w:val="en-US" w:eastAsia="zh-CN"/>
+              </w:rPr>
+            </w:pPr>
+            <w:r>
+              <w:rPr>
+                <w:rFonts w:hint="eastAsia"/>
+                <w:sz w:val="24"/>
+                <w:szCs w:val="24"/>
+                <w:vertAlign w:val="baseline"/>
+                <w:lang w:val="en-US" w:eastAsia="zh-CN"/>
+              </w:rPr>
+              <w:t>专业技术职务</w:t>
+            </w:r>
+          </w:p>
+        </w:tc>
+        <w:tc>
+          <w:tcPr>
+            <w:tcW w:w="2954" w:type="dxa"/>
+            <w:gridSpan w:val="2"/>
+          </w:tcPr>
+          <w:p>
+            <w:pPr>
+              <w:jc w:val="left"/>
+              <w:rPr>
+                <w:rFonts w:hint="default"/>
+                <w:sz w:val="24"/>
+                <w:szCs w:val="24"/>
+                <w:vertAlign w:val="baseline"/>
+                <w:lang w:val="en-US" w:eastAsia="zh-CN"/>
+              </w:rPr>
+            </w:pPr>
+            <w:r>
+              <w:rPr>
+                <w:rFonts w:hint="default"/>
+                <w:color w:val="auto"/>
+                <w:sz w:val="24"/>
+                <w:szCs w:val="24"/>
+                <w:vertAlign w:val="baseline"/>
+                <w:lang w:val="en-US" w:eastAsia="zh-CN"/>
+              </w:rPr>
+              <w:t>${</w:t>
+            </w:r>
+            <w:r>
+              <w:rPr>
+                <w:rFonts w:ascii="宋体" w:hAnsi="宋体" w:eastAsia="宋体" w:cs="宋体"/>
+                <w:color w:val="auto"/>
+                <w:kern w:val="0"/>
+                <w:sz w:val="24"/>
+                <w:szCs w:val="24"/>
+                <w:lang w:val="en-US" w:eastAsia="zh-CN" w:bidi="ar"/>
+                <w14:ligatures w14:val="standardContextual"/>
+              </w:rPr>
+              <w:t>qualificationName</w:t>
+            </w:r>
+            <w:r>
+              <w:rPr>
+                <w:rFonts w:hint="default"/>
+                <w:color w:val="auto"/>
+                <w:sz w:val="24"/>
+                <w:szCs w:val="24"/>
+                <w:vertAlign w:val="baseline"/>
+                <w:lang w:val="en-US" w:eastAsia="zh-CN"/>
+              </w:rPr>
+              <w:t>}</w:t>
+            </w:r>
+          </w:p>
+        </w:tc>
+        <w:tc>
+          <w:tcPr>
+            <w:tcW w:w="1477" w:type="dxa"/>
+          </w:tcPr>
+          <w:p>
+            <w:pPr>
+              <w:jc w:val="left"/>
+              <w:rPr>
+                <w:rFonts w:hint="default"/>
+                <w:sz w:val="24"/>
+                <w:szCs w:val="24"/>
+                <w:vertAlign w:val="baseline"/>
+                <w:lang w:val="en-US" w:eastAsia="zh-CN"/>
+              </w:rPr>
+            </w:pPr>
+            <w:r>
+              <w:rPr>
+                <w:rFonts w:hint="eastAsia"/>
+                <w:sz w:val="24"/>
+                <w:szCs w:val="24"/>
+                <w:vertAlign w:val="baseline"/>
+                <w:lang w:val="en-US" w:eastAsia="zh-CN"/>
+              </w:rPr>
+              <w:t>熟悉专业有何专长</w:t>
+            </w:r>
+          </w:p>
+        </w:tc>
+        <w:tc>
+          <w:tcPr>
+            <w:tcW w:w="2920" w:type="dxa"/>
+            <w:gridSpan w:val="2"/>
+          </w:tcPr>
+          <w:p>
+            <w:pPr>
+              <w:keepNext w:val="0"/>
+              <w:keepLines w:val="0"/>
+              <w:widowControl/>
+              <w:suppressLineNumbers w:val="0"/>
+              <w:jc w:val="left"/>
+              <w:rPr>
+                <w:rFonts w:hint="default"/>
+                <w:sz w:val="24"/>
+                <w:szCs w:val="24"/>
+                <w:vertAlign w:val="baseline"/>
+                <w:lang w:val="en-US" w:eastAsia="zh-CN"/>
+              </w:rPr>
+            </w:pPr>
+            <w:r>
+              <w:rPr>
+                <w:rFonts w:hint="default"/>
+                <w:sz w:val="24"/>
+                <w:szCs w:val="24"/>
+                <w:vertAlign w:val="baseline"/>
+                <w:lang w:val="en-US" w:eastAsia="zh-CN"/>
+              </w:rPr>
+              <w:t>${</w:t>
             </w:r>
             <w:r>
               <w:rPr>
@@ -1066,7 +920,7 @@
                 <w:lang w:val="en-US" w:eastAsia="zh-CN" w:bidi="ar"/>
                 <w14:ligatures w14:val="standardContextual"/>
               </w:rPr>
-              <w:t>major</w:t>
+              <w:t>majorExpertise</w:t>
             </w:r>
             <w:r>
               <w:rPr>
@@ -1078,61 +932,278 @@
               </w:rPr>
               <w:t>}</w:t>
             </w:r>
+          </w:p>
+        </w:tc>
+        <w:tc>
+          <w:tcPr>
+            <w:tcW w:w="846" w:type="dxa"/>
+            <w:vMerge w:val="continue"/>
+          </w:tcPr>
+          <w:p>
+            <w:pPr>
+              <w:jc w:val="left"/>
+              <w:rPr>
+                <w:rFonts w:hint="default"/>
+                <w:sz w:val="24"/>
+                <w:szCs w:val="24"/>
+                <w:vertAlign w:val="baseline"/>
+                <w:lang w:val="en-US" w:eastAsia="zh-CN"/>
+              </w:rPr>
+            </w:pPr>
           </w:p>
         </w:tc>
       </w:tr>
       <w:tr>
         <w:tc>
           <w:tcPr>
-            <w:tcW w:w="2069" w:type="dxa"/>
+            <w:tcW w:w="325" w:type="dxa"/>
+          </w:tcPr>
+          <w:p>
+            <w:pPr>
+              <w:jc w:val="left"/>
+              <w:rPr>
+                <w:rFonts w:hint="default"/>
+                <w:sz w:val="24"/>
+                <w:szCs w:val="24"/>
+                <w:vertAlign w:val="baseline"/>
+                <w:lang w:val="en-US" w:eastAsia="zh-CN"/>
+              </w:rPr>
+            </w:pPr>
+            <w:r>
+              <w:rPr>
+                <w:rFonts w:hint="eastAsia"/>
+                <w:sz w:val="24"/>
+                <w:szCs w:val="24"/>
+                <w:vertAlign w:val="baseline"/>
+                <w:lang w:val="en-US" w:eastAsia="zh-CN"/>
+              </w:rPr>
+              <w:t>学历学位</w:t>
+            </w:r>
+          </w:p>
+        </w:tc>
+        <w:tc>
+          <w:tcPr>
+            <w:tcW w:w="1477" w:type="dxa"/>
+          </w:tcPr>
+          <w:p>
+            <w:pPr>
+              <w:keepNext w:val="0"/>
+              <w:keepLines w:val="0"/>
+              <w:widowControl/>
+              <w:suppressLineNumbers w:val="0"/>
+              <w:jc w:val="left"/>
+              <w:rPr>
+                <w:rFonts w:hint="default"/>
+                <w:sz w:val="24"/>
+                <w:szCs w:val="24"/>
+                <w:vertAlign w:val="baseline"/>
+                <w:lang w:val="en-US" w:eastAsia="zh-CN"/>
+              </w:rPr>
+            </w:pPr>
+            <w:r>
+              <w:rPr>
+                <w:rFonts w:hint="default"/>
+                <w:sz w:val="24"/>
+                <w:szCs w:val="24"/>
+                <w:vertAlign w:val="baseline"/>
+                <w:lang w:val="en-US" w:eastAsia="zh-CN"/>
+              </w:rPr>
+              <w:t>${education.t</w:t>
+            </w:r>
+            <w:r>
+              <w:rPr>
+                <w:rFonts w:ascii="宋体" w:hAnsi="宋体" w:eastAsia="宋体" w:cs="宋体"/>
+                <w:kern w:val="0"/>
+                <w:sz w:val="24"/>
+                <w:szCs w:val="24"/>
+                <w:lang w:val="en-US" w:eastAsia="zh-CN" w:bidi="ar"/>
+                <w14:ligatures w14:val="standardContextual"/>
+              </w:rPr>
+              <w:t>ype</w:t>
+            </w:r>
+            <w:r>
+              <w:rPr>
+                <w:rFonts w:hint="default"/>
+                <w:sz w:val="24"/>
+                <w:szCs w:val="24"/>
+                <w:vertAlign w:val="baseline"/>
+                <w:lang w:val="en-US" w:eastAsia="zh-CN"/>
+              </w:rPr>
+              <w:t>}</w:t>
+            </w:r>
+          </w:p>
+        </w:tc>
+        <w:tc>
+          <w:tcPr>
+            <w:tcW w:w="2954" w:type="dxa"/>
             <w:gridSpan w:val="2"/>
           </w:tcPr>
           <w:p>
             <w:pPr>
-              <w:jc w:val="left"/>
-              <w:rPr>
-                <w:rFonts w:hint="default"/>
-                <w:sz w:val="24"/>
-                <w:szCs w:val="24"/>
-                <w:vertAlign w:val="baseline"/>
-                <w:lang w:val="en-US" w:eastAsia="zh-CN"/>
-              </w:rPr>
-            </w:pPr>
-            <w:r>
-              <w:rPr>
-                <w:rFonts w:hint="eastAsia"/>
-                <w:sz w:val="24"/>
-                <w:szCs w:val="24"/>
-                <w:vertAlign w:val="baseline"/>
-                <w:lang w:val="en-US" w:eastAsia="zh-CN"/>
-              </w:rPr>
-              <w:t>现任职务</w:t>
-            </w:r>
-          </w:p>
-        </w:tc>
-        <w:tc>
-          <w:tcPr>
-            <w:tcW w:w="6453" w:type="dxa"/>
-            <w:gridSpan w:val="5"/>
-          </w:tcPr>
-          <w:p>
-            <w:pPr>
-              <w:jc w:val="left"/>
-              <w:rPr>
-                <w:rFonts w:hint="default"/>
-                <w:sz w:val="24"/>
-                <w:szCs w:val="24"/>
-                <w:vertAlign w:val="baseline"/>
-                <w:lang w:val="en-US" w:eastAsia="zh-CN"/>
-              </w:rPr>
-            </w:pPr>
+              <w:keepNext w:val="0"/>
+              <w:keepLines w:val="0"/>
+              <w:widowControl/>
+              <w:suppressLineNumbers w:val="0"/>
+              <w:jc w:val="left"/>
+              <w:rPr>
+                <w:rFonts w:hint="default"/>
+                <w:sz w:val="24"/>
+                <w:szCs w:val="24"/>
+                <w:vertAlign w:val="baseline"/>
+                <w:lang w:val="en-US" w:eastAsia="zh-CN"/>
+              </w:rPr>
+            </w:pPr>
+            <w:r>
+              <w:rPr>
+                <w:rFonts w:hint="default"/>
+                <w:sz w:val="24"/>
+                <w:szCs w:val="24"/>
+                <w:vertAlign w:val="baseline"/>
+                <w:lang w:val="en-US" w:eastAsia="zh-CN"/>
+              </w:rPr>
+              <w:t>${education.d</w:t>
+            </w:r>
+            <w:r>
+              <w:rPr>
+                <w:rFonts w:ascii="宋体" w:hAnsi="宋体" w:eastAsia="宋体" w:cs="宋体"/>
+                <w:kern w:val="0"/>
+                <w:sz w:val="24"/>
+                <w:szCs w:val="24"/>
+                <w:lang w:val="en-US" w:eastAsia="zh-CN" w:bidi="ar"/>
+                <w14:ligatures w14:val="standardContextual"/>
+              </w:rPr>
+              <w:t>egree</w:t>
+            </w:r>
+            <w:r>
+              <w:rPr>
+                <w:rFonts w:hint="default"/>
+                <w:sz w:val="24"/>
+                <w:szCs w:val="24"/>
+                <w:vertAlign w:val="baseline"/>
+                <w:lang w:val="en-US" w:eastAsia="zh-CN"/>
+              </w:rPr>
+              <w:t>}</w:t>
+            </w:r>
+          </w:p>
+          <w:p>
+            <w:pPr>
+              <w:jc w:val="left"/>
+              <w:rPr>
+                <w:rFonts w:hint="default"/>
+                <w:sz w:val="24"/>
+                <w:szCs w:val="24"/>
+                <w:vertAlign w:val="baseline"/>
+                <w:lang w:val="en-US" w:eastAsia="zh-CN"/>
+              </w:rPr>
+            </w:pPr>
+          </w:p>
+        </w:tc>
+        <w:tc>
+          <w:tcPr>
+            <w:tcW w:w="1477" w:type="dxa"/>
+          </w:tcPr>
+          <w:p>
+            <w:pPr>
+              <w:jc w:val="left"/>
+              <w:rPr>
+                <w:rFonts w:hint="default"/>
+                <w:sz w:val="24"/>
+                <w:szCs w:val="24"/>
+                <w:vertAlign w:val="baseline"/>
+                <w:lang w:val="en-US" w:eastAsia="zh-CN"/>
+              </w:rPr>
+            </w:pPr>
+            <w:r>
+              <w:rPr>
+                <w:rFonts w:hint="eastAsia"/>
+                <w:sz w:val="24"/>
+                <w:szCs w:val="24"/>
+                <w:vertAlign w:val="baseline"/>
+                <w:lang w:val="en-US" w:eastAsia="zh-CN"/>
+              </w:rPr>
+              <w:t>毕业院校系及专业</w:t>
+            </w:r>
+          </w:p>
+        </w:tc>
+        <w:tc>
+          <w:tcPr>
+            <w:tcW w:w="2289" w:type="dxa"/>
+            <w:gridSpan w:val="2"/>
+          </w:tcPr>
+          <w:p>
+            <w:pPr>
+              <w:keepNext w:val="0"/>
+              <w:keepLines w:val="0"/>
+              <w:widowControl/>
+              <w:suppressLineNumbers w:val="0"/>
+              <w:jc w:val="left"/>
+              <w:rPr>
+                <w:rFonts w:hint="default"/>
+                <w:sz w:val="24"/>
+                <w:szCs w:val="24"/>
+                <w:vertAlign w:val="baseline"/>
+                <w:lang w:val="en-US" w:eastAsia="zh-CN"/>
+              </w:rPr>
+            </w:pPr>
+            <w:r>
+              <w:rPr>
+                <w:rFonts w:hint="default"/>
+                <w:sz w:val="24"/>
+                <w:szCs w:val="24"/>
+                <w:vertAlign w:val="baseline"/>
+                <w:lang w:val="en-US" w:eastAsia="zh-CN"/>
+              </w:rPr>
+              <w:t>${education.</w:t>
+            </w:r>
+            <w:r>
+              <w:rPr>
+                <w:rFonts w:ascii="宋体" w:hAnsi="宋体" w:eastAsia="宋体" w:cs="宋体"/>
+                <w:kern w:val="0"/>
+                <w:sz w:val="24"/>
+                <w:szCs w:val="24"/>
+                <w:lang w:val="en-US" w:eastAsia="zh-CN" w:bidi="ar"/>
+                <w14:ligatures w14:val="standardContextual"/>
+              </w:rPr>
+              <w:t>department</w:t>
+            </w:r>
+            <w:r>
+              <w:rPr>
+                <w:rFonts w:hint="default"/>
+                <w:sz w:val="24"/>
+                <w:szCs w:val="24"/>
+                <w:vertAlign w:val="baseline"/>
+                <w:lang w:val="en-US" w:eastAsia="zh-CN"/>
+              </w:rPr>
+              <w:t>}${education.</w:t>
+            </w:r>
+            <w:r>
+              <w:rPr>
+                <w:rFonts w:ascii="宋体" w:hAnsi="宋体" w:eastAsia="宋体" w:cs="宋体"/>
+                <w:kern w:val="0"/>
+                <w:sz w:val="24"/>
+                <w:szCs w:val="24"/>
+                <w:lang w:val="en-US" w:eastAsia="zh-CN" w:bidi="ar"/>
+                <w14:ligatures w14:val="standardContextual"/>
+              </w:rPr>
+              <w:t>major</w:t>
+            </w:r>
+            <w:r>
+              <w:rPr>
+                <w:rFonts w:hint="default"/>
+                <w:sz w:val="24"/>
+                <w:szCs w:val="24"/>
+                <w:vertAlign w:val="baseline"/>
+                <w:lang w:val="en-US" w:eastAsia="zh-CN"/>
+              </w:rPr>
+              <w:t>}</w:t>
+            </w:r>
           </w:p>
         </w:tc>
       </w:tr>
       <w:tr>
         <w:tc>
           <w:tcPr>
-            <w:tcW w:w="2069" w:type="dxa"/>
+            <w:tcW w:w="1802" w:type="dxa"/>
             <w:gridSpan w:val="2"/>
           </w:tcPr>
           <w:p>
@@ -1154,33 +1225,68 @@
                 <w:vertAlign w:val="baseline"/>
                 <w:lang w:val="en-US" w:eastAsia="zh-CN"/>
               </w:rPr>
-              <w:t>拟任职务</w:t>
-            </w:r>
-          </w:p>
-        </w:tc>
-        <w:tc>
-          <w:tcPr>
-            <w:tcW w:w="6453" w:type="dxa"/>
+              <w:t>现任职务</w:t>
+            </w:r>
+          </w:p>
+        </w:tc>
+        <w:tc>
+          <w:tcPr>
+            <w:tcW w:w="6720" w:type="dxa"/>
             <w:gridSpan w:val="5"/>
           </w:tcPr>
           <w:p>
             <w:pPr>
-              <w:jc w:val="left"/>
-              <w:rPr>
-                <w:rFonts w:hint="default"/>
-                <w:sz w:val="24"/>
-                <w:szCs w:val="24"/>
-                <w:vertAlign w:val="baseline"/>
-                <w:lang w:val="en-US" w:eastAsia="zh-CN"/>
-              </w:rPr>
-            </w:pPr>
+              <w:keepNext w:val="0"/>
+              <w:keepLines w:val="0"/>
+              <w:widowControl/>
+              <w:suppressLineNumbers w:val="0"/>
+              <w:jc w:val="left"/>
+              <w:rPr>
+                <w:rFonts w:hint="default"/>
+                <w:sz w:val="24"/>
+                <w:szCs w:val="24"/>
+                <w:vertAlign w:val="baseline"/>
+                <w:lang w:val="en-US" w:eastAsia="zh-CN"/>
+              </w:rPr>
+            </w:pPr>
+            <w:r>
+              <w:rPr>
+                <w:rFonts w:hint="default"/>
+                <w:sz w:val="24"/>
+                <w:szCs w:val="24"/>
+                <w:vertAlign w:val="baseline"/>
+                <w:lang w:val="en-US" w:eastAsia="zh-CN"/>
+              </w:rPr>
+              <w:t>${</w:t>
+            </w:r>
+            <w:r>
+              <w:rPr>
+                <w:rFonts w:ascii="宋体" w:hAnsi="宋体" w:eastAsia="宋体" w:cs="宋体"/>
+                <w:kern w:val="0"/>
+                <w:sz w:val="24"/>
+                <w:szCs w:val="24"/>
+                <w:lang w:val="en-US" w:eastAsia="zh-CN" w:bidi="ar"/>
+                <w14:ligatures w14:val="standardContextual"/>
+              </w:rPr>
+              <w:t>currentPosition</w:t>
+            </w:r>
+            <w:r>
+              <w:rPr>
+                <w:rFonts w:hint="default"/>
+                <w:sz w:val="24"/>
+                <w:szCs w:val="24"/>
+                <w:vertAlign w:val="baseline"/>
+                <w:lang w:val="en-US" w:eastAsia="zh-CN"/>
+              </w:rPr>
+              <w:t>}</w:t>
+            </w:r>
           </w:p>
         </w:tc>
       </w:tr>
       <w:tr>
         <w:tc>
           <w:tcPr>
-            <w:tcW w:w="2069" w:type="dxa"/>
+            <w:tcW w:w="1802" w:type="dxa"/>
             <w:gridSpan w:val="2"/>
           </w:tcPr>
           <w:p>
@@ -1202,76 +1308,119 @@
                 <w:vertAlign w:val="baseline"/>
                 <w:lang w:val="en-US" w:eastAsia="zh-CN"/>
               </w:rPr>
-              <w:t>拟免职务</w:t>
-            </w:r>
-          </w:p>
-        </w:tc>
-        <w:tc>
-          <w:tcPr>
-            <w:tcW w:w="6453" w:type="dxa"/>
+              <w:t>拟任职务</w:t>
+            </w:r>
+          </w:p>
+        </w:tc>
+        <w:tc>
+          <w:tcPr>
+            <w:tcW w:w="6720" w:type="dxa"/>
             <w:gridSpan w:val="5"/>
           </w:tcPr>
           <w:p>
             <w:pPr>
-              <w:jc w:val="left"/>
-              <w:rPr>
-                <w:rFonts w:hint="default"/>
-                <w:sz w:val="24"/>
-                <w:szCs w:val="24"/>
-                <w:vertAlign w:val="baseline"/>
-                <w:lang w:val="en-US" w:eastAsia="zh-CN"/>
-              </w:rPr>
-            </w:pPr>
+              <w:keepNext w:val="0"/>
+              <w:keepLines w:val="0"/>
+              <w:widowControl/>
+              <w:suppressLineNumbers w:val="0"/>
+              <w:jc w:val="left"/>
+              <w:rPr>
+                <w:rFonts w:hint="default"/>
+                <w:sz w:val="24"/>
+                <w:szCs w:val="24"/>
+                <w:vertAlign w:val="baseline"/>
+                <w:lang w:val="en-US" w:eastAsia="zh-CN"/>
+              </w:rPr>
+            </w:pPr>
+            <w:r>
+              <w:rPr>
+                <w:rFonts w:hint="default"/>
+                <w:sz w:val="24"/>
+                <w:szCs w:val="24"/>
+                <w:vertAlign w:val="baseline"/>
+                <w:lang w:val="en-US" w:eastAsia="zh-CN"/>
+              </w:rPr>
+              <w:t>${</w:t>
+            </w:r>
+            <w:r>
+              <w:rPr>
+                <w:rFonts w:ascii="宋体" w:hAnsi="宋体" w:eastAsia="宋体" w:cs="宋体"/>
+                <w:kern w:val="0"/>
+                <w:sz w:val="24"/>
+                <w:szCs w:val="24"/>
+                <w:lang w:val="en-US" w:eastAsia="zh-CN" w:bidi="ar"/>
+                <w14:ligatures w14:val="standardContextual"/>
+              </w:rPr>
+              <w:t>proposedPosition</w:t>
+            </w:r>
+            <w:r>
+              <w:rPr>
+                <w:rFonts w:hint="default"/>
+                <w:sz w:val="24"/>
+                <w:szCs w:val="24"/>
+                <w:vertAlign w:val="baseline"/>
+                <w:lang w:val="en-US" w:eastAsia="zh-CN"/>
+              </w:rPr>
+              <w:t>}</w:t>
+            </w:r>
           </w:p>
         </w:tc>
       </w:tr>
       <w:tr>
         <w:tc>
           <w:tcPr>
-            <w:tcW w:w="412" w:type="dxa"/>
-          </w:tcPr>
-          <w:p>
-            <w:pPr>
-              <w:jc w:val="left"/>
-              <w:rPr>
-                <w:rFonts w:hint="default"/>
-                <w:sz w:val="24"/>
-                <w:szCs w:val="24"/>
-                <w:vertAlign w:val="baseline"/>
-                <w:lang w:val="en-US" w:eastAsia="zh-CN"/>
-              </w:rPr>
-            </w:pPr>
-            <w:r>
-              <w:rPr>
-                <w:rFonts w:hint="eastAsia"/>
-                <w:sz w:val="24"/>
-                <w:szCs w:val="24"/>
-                <w:vertAlign w:val="baseline"/>
-                <w:lang w:val="en-US" w:eastAsia="zh-CN"/>
-              </w:rPr>
-              <w:t>简历</w:t>
-            </w:r>
-          </w:p>
-        </w:tc>
-        <w:tc>
-          <w:tcPr>
-            <w:tcW w:w="8110" w:type="dxa"/>
-            <w:gridSpan w:val="6"/>
-          </w:tcPr>
-          <w:p>
-            <w:pPr>
-              <w:jc w:val="left"/>
-              <w:rPr>
-                <w:rFonts w:hint="default"/>
-                <w:sz w:val="24"/>
-                <w:szCs w:val="24"/>
-                <w:vertAlign w:val="baseline"/>
-                <w:lang w:val="en-US" w:eastAsia="zh-CN"/>
-              </w:rPr>
-            </w:pPr>
-            <w:r>
-              <w:rPr>
-                <w:rFonts w:hint="default"/>
+            <w:tcW w:w="1802" w:type="dxa"/>
+            <w:gridSpan w:val="2"/>
+          </w:tcPr>
+          <w:p>
+            <w:pPr>
+              <w:jc w:val="left"/>
+              <w:rPr>
+                <w:rFonts w:hint="default"/>
+                <w:sz w:val="24"/>
+                <w:szCs w:val="24"/>
+                <w:vertAlign w:val="baseline"/>
+                <w:lang w:val="en-US" w:eastAsia="zh-CN"/>
+              </w:rPr>
+            </w:pPr>
+            <w:r>
+              <w:rPr>
+                <w:rFonts w:hint="eastAsia"/>
+                <w:sz w:val="24"/>
+                <w:szCs w:val="24"/>
+                <w:vertAlign w:val="baseline"/>
+                <w:lang w:val="en-US" w:eastAsia="zh-CN"/>
+              </w:rPr>
+              <w:t>拟免职务</w:t>
+            </w:r>
+          </w:p>
+        </w:tc>
+        <w:tc>
+          <w:tcPr>
+            <w:tcW w:w="6720" w:type="dxa"/>
+            <w:gridSpan w:val="5"/>
+          </w:tcPr>
+          <w:p>
+            <w:pPr>
+              <w:keepNext w:val="0"/>
+              <w:keepLines w:val="0"/>
+              <w:widowControl/>
+              <w:suppressLineNumbers w:val="0"/>
+              <w:jc w:val="left"/>
+              <w:rPr>
+                <w:rFonts w:hint="default"/>
+                <w:sz w:val="24"/>
+                <w:szCs w:val="24"/>
+                <w:vertAlign w:val="baseline"/>
+                <w:lang w:val="en-US" w:eastAsia="zh-CN"/>
+              </w:rPr>
+            </w:pPr>
+            <w:r>
+              <w:rPr>
+                <w:rFonts w:hint="default"/>
+                <w:sz w:val="24"/>
+                <w:szCs w:val="24"/>
+                <w:vertAlign w:val="baseline"/>
                 <w:lang w:val="en-US" w:eastAsia="zh-CN"/>
               </w:rPr>
               <w:t>${</w:t>
@@ -1285,11 +1434,14 @@
                 <w:lang w:val="en-US" w:eastAsia="zh-CN" w:bidi="ar"/>
                 <w14:ligatures w14:val="standardContextual"/>
               </w:rPr>
-              <w:t>workExperience</w:t>
-            </w:r>
-            <w:r>
-              <w:rPr>
-                <w:rFonts w:hint="default"/>
+              <w:t>proposedRemovedPosition</w:t>
+            </w:r>
+            <w:r>
+              <w:rPr>
+                <w:rFonts w:hint="default"/>
+                <w:sz w:val="24"/>
+                <w:szCs w:val="24"/>
+                <w:vertAlign w:val="baseline"/>
                 <w:lang w:val="en-US" w:eastAsia="zh-CN"/>
               </w:rPr>
               <w:t>}</w:t>
@@ -1300,34 +1452,34 @@
       <w:tr>
         <w:tc>
           <w:tcPr>
-            <w:tcW w:w="412" w:type="dxa"/>
-          </w:tcPr>
-          <w:p>
-            <w:pPr>
-              <w:jc w:val="left"/>
-              <w:rPr>
-                <w:rFonts w:hint="default"/>
-                <w:sz w:val="24"/>
-                <w:szCs w:val="24"/>
-                <w:vertAlign w:val="baseline"/>
-                <w:lang w:val="en-US" w:eastAsia="zh-CN"/>
-              </w:rPr>
-            </w:pPr>
-            <w:r>
-              <w:rPr>
-                <w:rFonts w:hint="eastAsia"/>
-                <w:sz w:val="24"/>
-                <w:szCs w:val="24"/>
-                <w:vertAlign w:val="baseline"/>
-                <w:lang w:val="en-US" w:eastAsia="zh-CN"/>
-              </w:rPr>
-              <w:t>奖惩情况</w:t>
-            </w:r>
-          </w:p>
-        </w:tc>
-        <w:tc>
-          <w:tcPr>
-            <w:tcW w:w="8110" w:type="dxa"/>
+            <w:tcW w:w="325" w:type="dxa"/>
+          </w:tcPr>
+          <w:p>
+            <w:pPr>
+              <w:jc w:val="left"/>
+              <w:rPr>
+                <w:rFonts w:hint="default"/>
+                <w:sz w:val="24"/>
+                <w:szCs w:val="24"/>
+                <w:vertAlign w:val="baseline"/>
+                <w:lang w:val="en-US" w:eastAsia="zh-CN"/>
+              </w:rPr>
+            </w:pPr>
+            <w:r>
+              <w:rPr>
+                <w:rFonts w:hint="eastAsia"/>
+                <w:sz w:val="24"/>
+                <w:szCs w:val="24"/>
+                <w:vertAlign w:val="baseline"/>
+                <w:lang w:val="en-US" w:eastAsia="zh-CN"/>
+              </w:rPr>
+              <w:t>简历</w:t>
+            </w:r>
+          </w:p>
+        </w:tc>
+        <w:tc>
+          <w:tcPr>
+            <w:tcW w:w="8197" w:type="dxa"/>
             <w:gridSpan w:val="6"/>
           </w:tcPr>
           <w:p>
@@ -1343,13 +1495,28 @@
             </w:pPr>
             <w:r>
               <w:rPr>
-                <w:rFonts w:hint="eastAsia"/>
-                <w:sz w:val="24"/>
-                <w:szCs w:val="24"/>
-                <w:vertAlign w:val="baseline"/>
-                <w:lang w:val="en-US" w:eastAsia="zh-CN"/>
-              </w:rPr>
-              <w:t>无</w:t>
+                <w:rFonts w:hint="default"/>
+                <w:lang w:val="en-US" w:eastAsia="zh-CN"/>
+              </w:rPr>
+              <w:t>${</w:t>
+            </w:r>
+            <w:r>
+              <w:rPr>
+                <w:rFonts w:ascii="宋体" w:hAnsi="宋体" w:eastAsia="宋体" w:cs="宋体"/>
+                <w:kern w:val="0"/>
+                <w:sz w:val="24"/>
+                <w:szCs w:val="24"/>
+                <w:lang w:val="en-US" w:eastAsia="zh-CN" w:bidi="ar"/>
+                <w14:ligatures w14:val="standardContextual"/>
+              </w:rPr>
+              <w:t>workExperience</w:t>
+            </w:r>
+            <w:r>
+              <w:rPr>
+                <w:rFonts w:hint="default"/>
+                <w:lang w:val="en-US" w:eastAsia="zh-CN"/>
+              </w:rPr>
+              <w:t>}</w:t>
             </w:r>
           </w:p>
         </w:tc>
@@ -1357,38 +1524,42 @@
       <w:tr>
         <w:tc>
           <w:tcPr>
-            <w:tcW w:w="412" w:type="dxa"/>
-          </w:tcPr>
-          <w:p>
-            <w:pPr>
-              <w:jc w:val="left"/>
-              <w:rPr>
-                <w:rFonts w:hint="default"/>
-                <w:sz w:val="24"/>
-                <w:szCs w:val="24"/>
-                <w:vertAlign w:val="baseline"/>
-                <w:lang w:val="en-US" w:eastAsia="zh-CN"/>
-              </w:rPr>
-            </w:pPr>
-            <w:r>
-              <w:rPr>
-                <w:rFonts w:hint="eastAsia"/>
-                <w:sz w:val="24"/>
-                <w:szCs w:val="24"/>
-                <w:vertAlign w:val="baseline"/>
-                <w:lang w:val="en-US" w:eastAsia="zh-CN"/>
-              </w:rPr>
-              <w:t>年度考核结果</w:t>
-            </w:r>
-          </w:p>
-        </w:tc>
-        <w:tc>
-          <w:tcPr>
-            <w:tcW w:w="8110" w:type="dxa"/>
+            <w:tcW w:w="325" w:type="dxa"/>
+          </w:tcPr>
+          <w:p>
+            <w:pPr>
+              <w:jc w:val="left"/>
+              <w:rPr>
+                <w:rFonts w:hint="default"/>
+                <w:sz w:val="24"/>
+                <w:szCs w:val="24"/>
+                <w:vertAlign w:val="baseline"/>
+                <w:lang w:val="en-US" w:eastAsia="zh-CN"/>
+              </w:rPr>
+            </w:pPr>
+            <w:r>
+              <w:rPr>
+                <w:rFonts w:hint="eastAsia"/>
+                <w:sz w:val="24"/>
+                <w:szCs w:val="24"/>
+                <w:vertAlign w:val="baseline"/>
+                <w:lang w:val="en-US" w:eastAsia="zh-CN"/>
+              </w:rPr>
+              <w:t>奖惩情况</w:t>
+            </w:r>
+          </w:p>
+        </w:tc>
+        <w:tc>
+          <w:tcPr>
+            <w:tcW w:w="8197" w:type="dxa"/>
             <w:gridSpan w:val="6"/>
           </w:tcPr>
           <w:p>
             <w:pPr>
+              <w:keepNext w:val="0"/>
+              <w:keepLines w:val="0"/>
+              <w:widowControl/>
+              <w:suppressLineNumbers w:val="0"/>
               <w:jc w:val="left"/>
               <w:rPr>
                 <w:rFonts w:hint="default"/>
@@ -1417,7 +1588,7 @@
                 <w:lang w:val="en-US" w:eastAsia="zh-CN" w:bidi="ar"/>
                 <w14:ligatures w14:val="standardContextual"/>
               </w:rPr>
-              <w:t>annualAssessmentResult</w:t>
+              <w:t>rewardPunishmentRecord</w:t>
             </w:r>
             <w:r>
               <w:rPr>
@@ -1435,34 +1606,34 @@
       <w:tr>
         <w:tc>
           <w:tcPr>
-            <w:tcW w:w="412" w:type="dxa"/>
-          </w:tcPr>
-          <w:p>
-            <w:pPr>
-              <w:jc w:val="left"/>
-              <w:rPr>
-                <w:rFonts w:hint="default"/>
-                <w:sz w:val="24"/>
-                <w:szCs w:val="24"/>
-                <w:vertAlign w:val="baseline"/>
-                <w:lang w:val="en-US" w:eastAsia="zh-CN"/>
-              </w:rPr>
-            </w:pPr>
-            <w:r>
-              <w:rPr>
-                <w:rFonts w:hint="eastAsia"/>
-                <w:sz w:val="24"/>
-                <w:szCs w:val="24"/>
-                <w:vertAlign w:val="baseline"/>
-                <w:lang w:val="en-US" w:eastAsia="zh-CN"/>
-              </w:rPr>
-              <w:t>任免理由</w:t>
-            </w:r>
-          </w:p>
-        </w:tc>
-        <w:tc>
-          <w:tcPr>
-            <w:tcW w:w="8110" w:type="dxa"/>
+            <w:tcW w:w="325" w:type="dxa"/>
+          </w:tcPr>
+          <w:p>
+            <w:pPr>
+              <w:jc w:val="left"/>
+              <w:rPr>
+                <w:rFonts w:hint="default"/>
+                <w:sz w:val="24"/>
+                <w:szCs w:val="24"/>
+                <w:vertAlign w:val="baseline"/>
+                <w:lang w:val="en-US" w:eastAsia="zh-CN"/>
+              </w:rPr>
+            </w:pPr>
+            <w:r>
+              <w:rPr>
+                <w:rFonts w:hint="eastAsia"/>
+                <w:sz w:val="24"/>
+                <w:szCs w:val="24"/>
+                <w:vertAlign w:val="baseline"/>
+                <w:lang w:val="en-US" w:eastAsia="zh-CN"/>
+              </w:rPr>
+              <w:t>年度考核结果</w:t>
+            </w:r>
+          </w:p>
+        </w:tc>
+        <w:tc>
+          <w:tcPr>
+            <w:tcW w:w="8197" w:type="dxa"/>
             <w:gridSpan w:val="6"/>
           </w:tcPr>
           <w:p>
@@ -1476,171 +1647,118 @@
                 <w:lang w:val="en-US" w:eastAsia="zh-CN"/>
               </w:rPr>
             </w:pPr>
+            <w:r>
+              <w:rPr>
+                <w:rFonts w:hint="default"/>
+                <w:sz w:val="24"/>
+                <w:szCs w:val="24"/>
+                <w:vertAlign w:val="baseline"/>
+                <w:lang w:val="en-US" w:eastAsia="zh-CN"/>
+              </w:rPr>
+              <w:t>${</w:t>
+            </w:r>
+            <w:r>
+              <w:rPr>
+                <w:rFonts w:ascii="宋体" w:hAnsi="宋体" w:eastAsia="宋体" w:cs="宋体"/>
+                <w:kern w:val="0"/>
+                <w:sz w:val="24"/>
+                <w:szCs w:val="24"/>
+                <w:lang w:val="en-US" w:eastAsia="zh-CN" w:bidi="ar"/>
+                <w14:ligatures w14:val="standardContextual"/>
+              </w:rPr>
+              <w:t>annualAssessmentResult</w:t>
+            </w:r>
+            <w:r>
+              <w:rPr>
+                <w:rFonts w:hint="default"/>
+                <w:sz w:val="24"/>
+                <w:szCs w:val="24"/>
+                <w:vertAlign w:val="baseline"/>
+                <w:lang w:val="en-US" w:eastAsia="zh-CN"/>
+              </w:rPr>
+              <w:t>}</w:t>
+            </w:r>
           </w:p>
         </w:tc>
       </w:tr>
       <w:tr>
         <w:tc>
           <w:tcPr>
-            <w:tcW w:w="412" w:type="dxa"/>
-            <w:vMerge w:val="restart"/>
-          </w:tcPr>
-          <w:p>
-            <w:pPr>
-              <w:jc w:val="left"/>
-              <w:rPr>
-                <w:rFonts w:hint="default"/>
-                <w:sz w:val="24"/>
-                <w:szCs w:val="24"/>
-                <w:vertAlign w:val="baseline"/>
-                <w:lang w:val="en-US" w:eastAsia="zh-CN"/>
-              </w:rPr>
-            </w:pPr>
-            <w:r>
-              <w:rPr>
-                <w:rFonts w:hint="eastAsia"/>
-                <w:sz w:val="24"/>
-                <w:szCs w:val="24"/>
-                <w:vertAlign w:val="baseline"/>
-                <w:lang w:val="en-US" w:eastAsia="zh-CN"/>
-              </w:rPr>
-              <w:t>家庭主要成员及重要社会关系</w:t>
-            </w:r>
-          </w:p>
-        </w:tc>
-        <w:tc>
-          <w:tcPr>
-            <w:tcW w:w="1657" w:type="dxa"/>
-          </w:tcPr>
-          <w:p>
-            <w:pPr>
-              <w:jc w:val="left"/>
-              <w:rPr>
-                <w:rFonts w:hint="default"/>
-                <w:sz w:val="24"/>
-                <w:szCs w:val="24"/>
-                <w:vertAlign w:val="baseline"/>
-                <w:lang w:val="en-US" w:eastAsia="zh-CN"/>
-              </w:rPr>
-            </w:pPr>
-            <w:r>
-              <w:rPr>
-                <w:rFonts w:hint="eastAsia"/>
-                <w:sz w:val="24"/>
-                <w:szCs w:val="24"/>
-                <w:vertAlign w:val="baseline"/>
-                <w:lang w:val="en-US" w:eastAsia="zh-CN"/>
-              </w:rPr>
-              <w:t>称谓</w:t>
-            </w:r>
-          </w:p>
-        </w:tc>
-        <w:tc>
-          <w:tcPr>
-            <w:tcW w:w="560" w:type="dxa"/>
-          </w:tcPr>
-          <w:p>
-            <w:pPr>
-              <w:jc w:val="left"/>
-              <w:rPr>
-                <w:rFonts w:hint="default"/>
-                <w:sz w:val="24"/>
-                <w:szCs w:val="24"/>
-                <w:vertAlign w:val="baseline"/>
-                <w:lang w:val="en-US" w:eastAsia="zh-CN"/>
-              </w:rPr>
-            </w:pPr>
-            <w:r>
-              <w:rPr>
-                <w:rFonts w:hint="eastAsia"/>
-                <w:sz w:val="24"/>
-                <w:szCs w:val="24"/>
-                <w:vertAlign w:val="baseline"/>
-                <w:lang w:val="en-US" w:eastAsia="zh-CN"/>
-              </w:rPr>
-              <w:t>姓名</w:t>
-            </w:r>
-          </w:p>
-        </w:tc>
-        <w:tc>
-          <w:tcPr>
-            <w:tcW w:w="1312" w:type="dxa"/>
-          </w:tcPr>
-          <w:p>
-            <w:pPr>
-              <w:jc w:val="left"/>
-              <w:rPr>
-                <w:rFonts w:hint="default"/>
-                <w:sz w:val="24"/>
-                <w:szCs w:val="24"/>
-                <w:vertAlign w:val="baseline"/>
-                <w:lang w:val="en-US" w:eastAsia="zh-CN"/>
-              </w:rPr>
-            </w:pPr>
-            <w:r>
-              <w:rPr>
-                <w:rFonts w:hint="eastAsia"/>
-                <w:sz w:val="24"/>
-                <w:szCs w:val="24"/>
-                <w:vertAlign w:val="baseline"/>
-                <w:lang w:val="en-US" w:eastAsia="zh-CN"/>
-              </w:rPr>
-              <w:t>年龄</w:t>
-            </w:r>
-          </w:p>
-        </w:tc>
-        <w:tc>
-          <w:tcPr>
-            <w:tcW w:w="804" w:type="dxa"/>
-          </w:tcPr>
-          <w:p>
-            <w:pPr>
-              <w:jc w:val="left"/>
-              <w:rPr>
-                <w:rFonts w:hint="default"/>
-                <w:sz w:val="24"/>
-                <w:szCs w:val="24"/>
-                <w:vertAlign w:val="baseline"/>
-                <w:lang w:val="en-US" w:eastAsia="zh-CN"/>
-              </w:rPr>
-            </w:pPr>
-            <w:r>
-              <w:rPr>
-                <w:rFonts w:hint="eastAsia"/>
-                <w:sz w:val="24"/>
-                <w:szCs w:val="24"/>
-                <w:vertAlign w:val="baseline"/>
-                <w:lang w:val="en-US" w:eastAsia="zh-CN"/>
-              </w:rPr>
-              <w:t>政治面貌</w:t>
-            </w:r>
-          </w:p>
-        </w:tc>
-        <w:tc>
-          <w:tcPr>
-            <w:tcW w:w="3777" w:type="dxa"/>
-            <w:gridSpan w:val="2"/>
-          </w:tcPr>
-          <w:p>
-            <w:pPr>
-              <w:jc w:val="left"/>
-              <w:rPr>
-                <w:rFonts w:hint="default"/>
-                <w:sz w:val="24"/>
-                <w:szCs w:val="24"/>
-                <w:vertAlign w:val="baseline"/>
-                <w:lang w:val="en-US" w:eastAsia="zh-CN"/>
-              </w:rPr>
-            </w:pPr>
-            <w:r>
-              <w:rPr>
-                <w:rFonts w:hint="eastAsia"/>
-                <w:sz w:val="24"/>
-                <w:szCs w:val="24"/>
-                <w:vertAlign w:val="baseline"/>
-                <w:lang w:val="en-US" w:eastAsia="zh-CN"/>
-              </w:rPr>
-              <w:t>工作单位及职务</w:t>
+            <w:tcW w:w="325" w:type="dxa"/>
+          </w:tcPr>
+          <w:p>
+            <w:pPr>
+              <w:jc w:val="left"/>
+              <w:rPr>
+                <w:rFonts w:hint="default"/>
+                <w:sz w:val="24"/>
+                <w:szCs w:val="24"/>
+                <w:vertAlign w:val="baseline"/>
+                <w:lang w:val="en-US" w:eastAsia="zh-CN"/>
+              </w:rPr>
+            </w:pPr>
+            <w:r>
+              <w:rPr>
+                <w:rFonts w:hint="eastAsia"/>
+                <w:sz w:val="24"/>
+                <w:szCs w:val="24"/>
+                <w:vertAlign w:val="baseline"/>
+                <w:lang w:val="en-US" w:eastAsia="zh-CN"/>
+              </w:rPr>
+              <w:t>任免理由</w:t>
+            </w:r>
+          </w:p>
+        </w:tc>
+        <w:tc>
+          <w:tcPr>
+            <w:tcW w:w="8197" w:type="dxa"/>
+            <w:gridSpan w:val="6"/>
+          </w:tcPr>
+          <w:p>
+            <w:pPr>
+              <w:keepNext w:val="0"/>
+              <w:keepLines w:val="0"/>
+              <w:widowControl/>
+              <w:suppressLineNumbers w:val="0"/>
+              <w:jc w:val="left"/>
+              <w:rPr>
+                <w:rFonts w:hint="default"/>
+                <w:sz w:val="24"/>
+                <w:szCs w:val="24"/>
+                <w:vertAlign w:val="baseline"/>
+                <w:lang w:val="en-US" w:eastAsia="zh-CN"/>
+              </w:rPr>
+            </w:pPr>
+            <w:r>
+              <w:rPr>
+                <w:rFonts w:hint="default"/>
+                <w:sz w:val="24"/>
+                <w:szCs w:val="24"/>
+                <w:vertAlign w:val="baseline"/>
+                <w:lang w:val="en-US" w:eastAsia="zh-CN"/>
+              </w:rPr>
+              <w:t>${</w:t>
+            </w:r>
+            <w:r>
+              <w:rPr>
+                <w:rFonts w:ascii="宋体" w:hAnsi="宋体" w:eastAsia="宋体" w:cs="宋体"/>
+                <w:kern w:val="0"/>
+                <w:sz w:val="24"/>
+                <w:szCs w:val="24"/>
+                <w:lang w:val="en-US" w:eastAsia="zh-CN" w:bidi="ar"/>
+                <w14:ligatures w14:val="standardContextual"/>
+              </w:rPr>
+              <w:t>appointmentRemovalReason</w:t>
+            </w:r>
+            <w:r>
+              <w:rPr>
+                <w:rFonts w:hint="default"/>
+                <w:sz w:val="24"/>
+                <w:szCs w:val="24"/>
+                <w:vertAlign w:val="baseline"/>
+                <w:lang w:val="en-US" w:eastAsia="zh-CN"/>
+              </w:rPr>
+              <w:t>}</w:t>
             </w:r>
           </w:p>
         </w:tc>
@@ -1648,93 +1766,143 @@
       <w:tr>
         <w:tc>
           <w:tcPr>
-            <w:tcW w:w="412" w:type="dxa"/>
-            <w:vMerge w:val="continue"/>
-          </w:tcPr>
-          <w:p>
-            <w:pPr>
-              <w:jc w:val="left"/>
-              <w:rPr>
-                <w:rFonts w:hint="default"/>
-                <w:sz w:val="24"/>
-                <w:szCs w:val="24"/>
-                <w:vertAlign w:val="baseline"/>
-                <w:lang w:val="en-US" w:eastAsia="zh-CN"/>
-              </w:rPr>
-            </w:pPr>
-          </w:p>
-        </w:tc>
-        <w:tc>
-          <w:tcPr>
-            <w:tcW w:w="1657" w:type="dxa"/>
-          </w:tcPr>
-          <w:p>
-            <w:pPr>
-              <w:jc w:val="left"/>
-              <w:rPr>
-                <w:rFonts w:hint="default"/>
-                <w:sz w:val="24"/>
-                <w:szCs w:val="24"/>
-                <w:vertAlign w:val="baseline"/>
-                <w:lang w:val="en-US" w:eastAsia="zh-CN"/>
-              </w:rPr>
-            </w:pPr>
-          </w:p>
-        </w:tc>
-        <w:tc>
-          <w:tcPr>
-            <w:tcW w:w="560" w:type="dxa"/>
-          </w:tcPr>
-          <w:p>
-            <w:pPr>
-              <w:jc w:val="left"/>
-              <w:rPr>
-                <w:rFonts w:hint="default"/>
-                <w:sz w:val="24"/>
-                <w:szCs w:val="24"/>
-                <w:vertAlign w:val="baseline"/>
-                <w:lang w:val="en-US" w:eastAsia="zh-CN"/>
-              </w:rPr>
-            </w:pPr>
-          </w:p>
-        </w:tc>
-        <w:tc>
-          <w:tcPr>
-            <w:tcW w:w="1312" w:type="dxa"/>
-          </w:tcPr>
-          <w:p>
-            <w:pPr>
-              <w:jc w:val="left"/>
-              <w:rPr>
-                <w:rFonts w:hint="default"/>
-                <w:sz w:val="24"/>
-                <w:szCs w:val="24"/>
-                <w:vertAlign w:val="baseline"/>
-                <w:lang w:val="en-US" w:eastAsia="zh-CN"/>
-              </w:rPr>
-            </w:pPr>
-          </w:p>
-        </w:tc>
-        <w:tc>
-          <w:tcPr>
-            <w:tcW w:w="804" w:type="dxa"/>
-          </w:tcPr>
-          <w:p>
-            <w:pPr>
-              <w:jc w:val="left"/>
-              <w:rPr>
-                <w:rFonts w:hint="default"/>
-                <w:sz w:val="24"/>
-                <w:szCs w:val="24"/>
-                <w:vertAlign w:val="baseline"/>
-                <w:lang w:val="en-US" w:eastAsia="zh-CN"/>
-              </w:rPr>
-            </w:pPr>
-          </w:p>
-        </w:tc>
-        <w:tc>
-          <w:tcPr>
-            <w:tcW w:w="3777" w:type="dxa"/>
+            <w:tcW w:w="325" w:type="dxa"/>
+            <w:vMerge w:val="restart"/>
+          </w:tcPr>
+          <w:p>
+            <w:pPr>
+              <w:jc w:val="left"/>
+              <w:rPr>
+                <w:rFonts w:hint="default"/>
+                <w:sz w:val="24"/>
+                <w:szCs w:val="24"/>
+                <w:vertAlign w:val="baseline"/>
+                <w:lang w:val="en-US" w:eastAsia="zh-CN"/>
+              </w:rPr>
+            </w:pPr>
+            <w:r>
+              <w:rPr>
+                <w:rFonts w:hint="eastAsia"/>
+                <w:sz w:val="24"/>
+                <w:szCs w:val="24"/>
+                <w:vertAlign w:val="baseline"/>
+                <w:lang w:val="en-US" w:eastAsia="zh-CN"/>
+              </w:rPr>
+              <w:t>家庭主要成员及重要社会关系</w:t>
+            </w:r>
+          </w:p>
+        </w:tc>
+        <w:tc>
+          <w:tcPr>
+            <w:tcW w:w="1477" w:type="dxa"/>
+          </w:tcPr>
+          <w:p>
+            <w:pPr>
+              <w:jc w:val="left"/>
+              <w:rPr>
+                <w:rFonts w:hint="default"/>
+                <w:sz w:val="24"/>
+                <w:szCs w:val="24"/>
+                <w:vertAlign w:val="baseline"/>
+                <w:lang w:val="en-US" w:eastAsia="zh-CN"/>
+              </w:rPr>
+            </w:pPr>
+            <w:r>
+              <w:rPr>
+                <w:rFonts w:hint="eastAsia"/>
+                <w:sz w:val="24"/>
+                <w:szCs w:val="24"/>
+                <w:vertAlign w:val="baseline"/>
+                <w:lang w:val="en-US" w:eastAsia="zh-CN"/>
+              </w:rPr>
+              <w:t>称谓</w:t>
+            </w:r>
+          </w:p>
+        </w:tc>
+        <w:tc>
+          <w:tcPr>
+            <w:tcW w:w="1477" w:type="dxa"/>
+          </w:tcPr>
+          <w:p>
+            <w:pPr>
+              <w:jc w:val="left"/>
+              <w:rPr>
+                <w:rFonts w:hint="default"/>
+                <w:sz w:val="24"/>
+                <w:szCs w:val="24"/>
+                <w:vertAlign w:val="baseline"/>
+                <w:lang w:val="en-US" w:eastAsia="zh-CN"/>
+              </w:rPr>
+            </w:pPr>
+            <w:r>
+              <w:rPr>
+                <w:rFonts w:hint="eastAsia"/>
+                <w:sz w:val="24"/>
+                <w:szCs w:val="24"/>
+                <w:vertAlign w:val="baseline"/>
+                <w:lang w:val="en-US" w:eastAsia="zh-CN"/>
+              </w:rPr>
+              <w:t>姓名</w:t>
+            </w:r>
+          </w:p>
+        </w:tc>
+        <w:tc>
+          <w:tcPr>
+            <w:tcW w:w="1477" w:type="dxa"/>
+          </w:tcPr>
+          <w:p>
+            <w:pPr>
+              <w:jc w:val="left"/>
+              <w:rPr>
+                <w:rFonts w:hint="default"/>
+                <w:sz w:val="24"/>
+                <w:szCs w:val="24"/>
+                <w:vertAlign w:val="baseline"/>
+                <w:lang w:val="en-US" w:eastAsia="zh-CN"/>
+              </w:rPr>
+            </w:pPr>
+            <w:r>
+              <w:rPr>
+                <w:rFonts w:hint="eastAsia"/>
+                <w:sz w:val="24"/>
+                <w:szCs w:val="24"/>
+                <w:vertAlign w:val="baseline"/>
+                <w:lang w:val="en-US" w:eastAsia="zh-CN"/>
+              </w:rPr>
+              <w:t>年龄</w:t>
+            </w:r>
+          </w:p>
+        </w:tc>
+        <w:tc>
+          <w:tcPr>
+            <w:tcW w:w="1477" w:type="dxa"/>
+          </w:tcPr>
+          <w:p>
+            <w:pPr>
+              <w:jc w:val="left"/>
+              <w:rPr>
+                <w:rFonts w:hint="default"/>
+                <w:sz w:val="24"/>
+                <w:szCs w:val="24"/>
+                <w:vertAlign w:val="baseline"/>
+                <w:lang w:val="en-US" w:eastAsia="zh-CN"/>
+              </w:rPr>
+            </w:pPr>
+            <w:r>
+              <w:rPr>
+                <w:rFonts w:hint="eastAsia"/>
+                <w:sz w:val="24"/>
+                <w:szCs w:val="24"/>
+                <w:vertAlign w:val="baseline"/>
+                <w:lang w:val="en-US" w:eastAsia="zh-CN"/>
+              </w:rPr>
+              <w:t>政治面貌</w:t>
+            </w:r>
+          </w:p>
+        </w:tc>
+        <w:tc>
+          <w:tcPr>
+            <w:tcW w:w="2289" w:type="dxa"/>
             <w:gridSpan w:val="2"/>
           </w:tcPr>
           <w:p>
@@ -1748,13 +1916,23 @@
                 <w:lang w:val="en-US" w:eastAsia="zh-CN"/>
               </w:rPr>
             </w:pPr>
+            <w:r>
+              <w:rPr>
+                <w:rFonts w:hint="eastAsia"/>
+                <w:sz w:val="24"/>
+                <w:szCs w:val="24"/>
+                <w:vertAlign w:val="baseline"/>
+                <w:lang w:val="en-US" w:eastAsia="zh-CN"/>
+              </w:rPr>
+              <w:t>工作单位及职务</w:t>
+            </w:r>
           </w:p>
         </w:tc>
       </w:tr>
       <w:tr>
         <w:tc>
           <w:tcPr>
-            <w:tcW w:w="412" w:type="dxa"/>
+            <w:tcW w:w="325" w:type="dxa"/>
             <w:vMerge w:val="continue"/>
           </w:tcPr>
           <w:p>
@@ -1772,625 +1950,387 @@
         </w:tc>
         <w:tc>
           <w:tcPr>
-            <w:tcW w:w="1657" w:type="dxa"/>
-          </w:tcPr>
-          <w:p>
-            <w:pPr>
-              <w:jc w:val="left"/>
-              <w:rPr>
-                <w:rFonts w:hint="default"/>
-                <w:sz w:val="24"/>
-                <w:szCs w:val="24"/>
-                <w:vertAlign w:val="baseline"/>
-                <w:lang w:val="en-US" w:eastAsia="zh-CN"/>
-              </w:rPr>
-            </w:pPr>
-          </w:p>
-        </w:tc>
-        <w:tc>
-          <w:tcPr>
-            <w:tcW w:w="560" w:type="dxa"/>
-          </w:tcPr>
-          <w:p>
-            <w:pPr>
-              <w:jc w:val="left"/>
-              <w:rPr>
-                <w:rFonts w:hint="default"/>
-                <w:sz w:val="24"/>
-                <w:szCs w:val="24"/>
-                <w:vertAlign w:val="baseline"/>
-                <w:lang w:val="en-US" w:eastAsia="zh-CN"/>
-              </w:rPr>
-            </w:pPr>
-          </w:p>
-        </w:tc>
-        <w:tc>
-          <w:tcPr>
-            <w:tcW w:w="1312" w:type="dxa"/>
-          </w:tcPr>
-          <w:p>
-            <w:pPr>
-              <w:jc w:val="left"/>
-              <w:rPr>
-                <w:rFonts w:hint="default"/>
-                <w:sz w:val="24"/>
-                <w:szCs w:val="24"/>
-                <w:vertAlign w:val="baseline"/>
-                <w:lang w:val="en-US" w:eastAsia="zh-CN"/>
-              </w:rPr>
-            </w:pPr>
-          </w:p>
-        </w:tc>
-        <w:tc>
-          <w:tcPr>
-            <w:tcW w:w="804" w:type="dxa"/>
-          </w:tcPr>
-          <w:p>
-            <w:pPr>
-              <w:jc w:val="left"/>
-              <w:rPr>
-                <w:rFonts w:hint="default"/>
-                <w:sz w:val="24"/>
-                <w:szCs w:val="24"/>
-                <w:vertAlign w:val="baseline"/>
-                <w:lang w:val="en-US" w:eastAsia="zh-CN"/>
-              </w:rPr>
-            </w:pPr>
-          </w:p>
-        </w:tc>
-        <w:tc>
-          <w:tcPr>
-            <w:tcW w:w="3777" w:type="dxa"/>
+            <w:tcW w:w="1477" w:type="dxa"/>
+          </w:tcPr>
+          <w:p>
+            <w:pPr>
+              <w:keepNext w:val="0"/>
+              <w:keepLines w:val="0"/>
+              <w:widowControl/>
+              <w:suppressLineNumbers w:val="0"/>
+              <w:jc w:val="left"/>
+              <w:rPr>
+                <w:rFonts w:hint="default"/>
+                <w:sz w:val="24"/>
+                <w:szCs w:val="24"/>
+                <w:vertAlign w:val="baseline"/>
+                <w:lang w:val="en-US" w:eastAsia="zh-CN"/>
+              </w:rPr>
+            </w:pPr>
+            <w:r>
+              <w:rPr>
+                <w:rFonts w:hint="default"/>
+                <w:color w:val="FF0000"/>
+                <w:sz w:val="24"/>
+                <w:szCs w:val="24"/>
+                <w:vertAlign w:val="baseline"/>
+                <w:lang w:val="en-US" w:eastAsia="zh-CN"/>
+              </w:rPr>
+              <w:t>${</w:t>
+            </w:r>
+            <w:r>
+              <w:rPr>
+                <w:rFonts w:ascii="宋体" w:hAnsi="宋体" w:eastAsia="宋体" w:cs="宋体"/>
+                <w:color w:val="FF0000"/>
+                <w:kern w:val="0"/>
+                <w:sz w:val="24"/>
+                <w:szCs w:val="24"/>
+                <w:lang w:val="en-US" w:eastAsia="zh-CN" w:bidi="ar"/>
+                <w14:ligatures w14:val="standardContextual"/>
+              </w:rPr>
+              <w:t>familyAndSocialRelations</w:t>
+            </w:r>
+            <w:r>
+              <w:rPr>
+                <w:rFonts w:hint="default" w:ascii="宋体" w:hAnsi="宋体" w:eastAsia="宋体" w:cs="宋体"/>
+                <w:color w:val="FF0000"/>
+                <w:kern w:val="0"/>
+                <w:sz w:val="24"/>
+                <w:szCs w:val="24"/>
+                <w:lang w:val="en-US" w:eastAsia="zh-CN" w:bidi="ar"/>
+                <w14:ligatures w14:val="standardContextual"/>
+              </w:rPr>
+              <w:t>.</w:t>
+            </w:r>
+            <w:r>
+              <w:rPr>
+                <w:rFonts w:ascii="宋体" w:hAnsi="宋体" w:eastAsia="宋体" w:cs="宋体"/>
+                <w:color w:val="FF0000"/>
+                <w:kern w:val="0"/>
+                <w:sz w:val="24"/>
+                <w:szCs w:val="24"/>
+                <w:lang w:val="en-US" w:eastAsia="zh-CN" w:bidi="ar"/>
+                <w14:ligatures w14:val="standardContextual"/>
+              </w:rPr>
+              <w:t>appellation</w:t>
+            </w:r>
+            <w:r>
+              <w:rPr>
+                <w:rFonts w:hint="default"/>
+                <w:color w:val="FF0000"/>
+                <w:sz w:val="24"/>
+                <w:szCs w:val="24"/>
+                <w:vertAlign w:val="baseline"/>
+                <w:lang w:val="en-US" w:eastAsia="zh-CN"/>
+              </w:rPr>
+              <w:t>}</w:t>
+            </w:r>
+          </w:p>
+        </w:tc>
+        <w:tc>
+          <w:tcPr>
+            <w:tcW w:w="1477" w:type="dxa"/>
+          </w:tcPr>
+          <w:p>
+            <w:pPr>
+              <w:keepNext w:val="0"/>
+              <w:keepLines w:val="0"/>
+              <w:widowControl/>
+              <w:suppressLineNumbers w:val="0"/>
+              <w:jc w:val="left"/>
+              <w:rPr>
+                <w:rFonts w:hint="default"/>
+                <w:sz w:val="24"/>
+                <w:szCs w:val="24"/>
+                <w:vertAlign w:val="baseline"/>
+                <w:lang w:val="en-US" w:eastAsia="zh-CN"/>
+              </w:rPr>
+            </w:pPr>
+            <w:r>
+              <w:rPr>
+                <w:rFonts w:hint="default"/>
+                <w:sz w:val="24"/>
+                <w:szCs w:val="24"/>
+                <w:vertAlign w:val="baseline"/>
+                <w:lang w:val="en-US" w:eastAsia="zh-CN"/>
+              </w:rPr>
+              <w:t>${</w:t>
+            </w:r>
+            <w:r>
+              <w:rPr>
+                <w:rFonts w:ascii="宋体" w:hAnsi="宋体" w:eastAsia="宋体" w:cs="宋体"/>
+                <w:kern w:val="0"/>
+                <w:sz w:val="24"/>
+                <w:szCs w:val="24"/>
+                <w:lang w:val="en-US" w:eastAsia="zh-CN" w:bidi="ar"/>
+                <w14:ligatures w14:val="standardContextual"/>
+              </w:rPr>
+              <w:t>familyAndSocialRelations</w:t>
+            </w:r>
+            <w:r>
+              <w:rPr>
+                <w:rFonts w:hint="default" w:ascii="宋体" w:hAnsi="宋体" w:eastAsia="宋体" w:cs="宋体"/>
+                <w:kern w:val="0"/>
+                <w:sz w:val="24"/>
+                <w:szCs w:val="24"/>
+                <w:lang w:val="en-US" w:eastAsia="zh-CN" w:bidi="ar"/>
+                <w14:ligatures w14:val="standardContextual"/>
+              </w:rPr>
+              <w:t>.</w:t>
+            </w:r>
+            <w:r>
+              <w:rPr>
+                <w:rFonts w:ascii="宋体" w:hAnsi="宋体" w:eastAsia="宋体" w:cs="宋体"/>
+                <w:kern w:val="0"/>
+                <w:sz w:val="24"/>
+                <w:szCs w:val="24"/>
+                <w:lang w:val="en-US" w:eastAsia="zh-CN" w:bidi="ar"/>
+                <w14:ligatures w14:val="standardContextual"/>
+              </w:rPr>
+              <w:t>name</w:t>
+            </w:r>
+            <w:r>
+              <w:rPr>
+                <w:rFonts w:hint="default"/>
+                <w:sz w:val="24"/>
+                <w:szCs w:val="24"/>
+                <w:vertAlign w:val="baseline"/>
+                <w:lang w:val="en-US" w:eastAsia="zh-CN"/>
+              </w:rPr>
+              <w:t>}</w:t>
+            </w:r>
+          </w:p>
+        </w:tc>
+        <w:tc>
+          <w:tcPr>
+            <w:tcW w:w="1477" w:type="dxa"/>
+          </w:tcPr>
+          <w:p>
+            <w:pPr>
+              <w:keepNext w:val="0"/>
+              <w:keepLines w:val="0"/>
+              <w:widowControl/>
+              <w:suppressLineNumbers w:val="0"/>
+              <w:jc w:val="left"/>
+              <w:rPr>
+                <w:rFonts w:hint="default"/>
+                <w:sz w:val="24"/>
+                <w:szCs w:val="24"/>
+                <w:vertAlign w:val="baseline"/>
+                <w:lang w:val="en-US" w:eastAsia="zh-CN"/>
+              </w:rPr>
+            </w:pPr>
+            <w:r>
+              <w:rPr>
+                <w:rFonts w:hint="default"/>
+                <w:sz w:val="24"/>
+                <w:szCs w:val="24"/>
+                <w:vertAlign w:val="baseline"/>
+                <w:lang w:val="en-US" w:eastAsia="zh-CN"/>
+              </w:rPr>
+              <w:t>${</w:t>
+            </w:r>
+            <w:r>
+              <w:rPr>
+                <w:rFonts w:ascii="宋体" w:hAnsi="宋体" w:eastAsia="宋体" w:cs="宋体"/>
+                <w:kern w:val="0"/>
+                <w:sz w:val="24"/>
+                <w:szCs w:val="24"/>
+                <w:lang w:val="en-US" w:eastAsia="zh-CN" w:bidi="ar"/>
+                <w14:ligatures w14:val="standardContextual"/>
+              </w:rPr>
+              <w:t>familyAndSocialRelations</w:t>
+            </w:r>
+            <w:r>
+              <w:rPr>
+                <w:rFonts w:hint="default" w:ascii="宋体" w:hAnsi="宋体" w:eastAsia="宋体" w:cs="宋体"/>
+                <w:kern w:val="0"/>
+                <w:sz w:val="24"/>
+                <w:szCs w:val="24"/>
+                <w:lang w:val="en-US" w:eastAsia="zh-CN" w:bidi="ar"/>
+                <w14:ligatures w14:val="standardContextual"/>
+              </w:rPr>
+              <w:t>.</w:t>
+            </w:r>
+            <w:r>
+              <w:rPr>
+                <w:rFonts w:ascii="宋体" w:hAnsi="宋体" w:eastAsia="宋体" w:cs="宋体"/>
+                <w:kern w:val="0"/>
+                <w:sz w:val="24"/>
+                <w:szCs w:val="24"/>
+                <w:lang w:val="en-US" w:eastAsia="zh-CN" w:bidi="ar"/>
+                <w14:ligatures w14:val="standardContextual"/>
+              </w:rPr>
+              <w:t>age</w:t>
+            </w:r>
+            <w:r>
+              <w:rPr>
+                <w:rFonts w:hint="default"/>
+                <w:sz w:val="24"/>
+                <w:szCs w:val="24"/>
+                <w:vertAlign w:val="baseline"/>
+                <w:lang w:val="en-US" w:eastAsia="zh-CN"/>
+              </w:rPr>
+              <w:t>}</w:t>
+            </w:r>
+          </w:p>
+        </w:tc>
+        <w:tc>
+          <w:tcPr>
+            <w:tcW w:w="1477" w:type="dxa"/>
+          </w:tcPr>
+          <w:p>
+            <w:pPr>
+              <w:keepNext w:val="0"/>
+              <w:keepLines w:val="0"/>
+              <w:widowControl/>
+              <w:suppressLineNumbers w:val="0"/>
+              <w:jc w:val="left"/>
+              <w:rPr>
+                <w:rFonts w:hint="default"/>
+                <w:sz w:val="24"/>
+                <w:szCs w:val="24"/>
+                <w:vertAlign w:val="baseline"/>
+                <w:lang w:val="en-US" w:eastAsia="zh-CN"/>
+              </w:rPr>
+            </w:pPr>
+            <w:r>
+              <w:rPr>
+                <w:rFonts w:hint="default"/>
+                <w:sz w:val="24"/>
+                <w:szCs w:val="24"/>
+                <w:vertAlign w:val="baseline"/>
+                <w:lang w:val="en-US" w:eastAsia="zh-CN"/>
+              </w:rPr>
+              <w:t>${</w:t>
+            </w:r>
+            <w:r>
+              <w:rPr>
+                <w:rFonts w:ascii="宋体" w:hAnsi="宋体" w:eastAsia="宋体" w:cs="宋体"/>
+                <w:kern w:val="0"/>
+                <w:sz w:val="24"/>
+                <w:szCs w:val="24"/>
+                <w:lang w:val="en-US" w:eastAsia="zh-CN" w:bidi="ar"/>
+                <w14:ligatures w14:val="standardContextual"/>
+              </w:rPr>
+              <w:t>familyAndSocialRelations</w:t>
+            </w:r>
+            <w:r>
+              <w:rPr>
+                <w:rFonts w:hint="default" w:ascii="宋体" w:hAnsi="宋体" w:eastAsia="宋体" w:cs="宋体"/>
+                <w:kern w:val="0"/>
+                <w:sz w:val="24"/>
+                <w:szCs w:val="24"/>
+                <w:lang w:val="en-US" w:eastAsia="zh-CN" w:bidi="ar"/>
+                <w14:ligatures w14:val="standardContextual"/>
+              </w:rPr>
+              <w:t>.</w:t>
+            </w:r>
+            <w:r>
+              <w:rPr>
+                <w:rFonts w:ascii="宋体" w:hAnsi="宋体" w:eastAsia="宋体" w:cs="宋体"/>
+                <w:kern w:val="0"/>
+                <w:sz w:val="24"/>
+                <w:szCs w:val="24"/>
+                <w:lang w:val="en-US" w:eastAsia="zh-CN" w:bidi="ar"/>
+                <w14:ligatures w14:val="standardContextual"/>
+              </w:rPr>
+              <w:t>political</w:t>
+            </w:r>
+            <w:r>
+              <w:rPr>
+                <w:rFonts w:hint="default"/>
+                <w:sz w:val="24"/>
+                <w:szCs w:val="24"/>
+                <w:vertAlign w:val="baseline"/>
+                <w:lang w:val="en-US" w:eastAsia="zh-CN"/>
+              </w:rPr>
+              <w:t>}</w:t>
+            </w:r>
+            <w:bookmarkStart w:id="0" w:name="_GoBack"/>
+            <w:bookmarkEnd w:id="0"/>
+          </w:p>
+        </w:tc>
+        <w:tc>
+          <w:tcPr>
+            <w:tcW w:w="2289" w:type="dxa"/>
             <w:gridSpan w:val="2"/>
           </w:tcPr>
           <w:p>
             <w:pPr>
-              <w:jc w:val="left"/>
-              <w:rPr>
-                <w:rFonts w:hint="default"/>
-                <w:sz w:val="24"/>
-                <w:szCs w:val="24"/>
-                <w:vertAlign w:val="baseline"/>
-                <w:lang w:val="en-US" w:eastAsia="zh-CN"/>
-              </w:rPr>
-            </w:pPr>
+              <w:keepNext w:val="0"/>
+              <w:keepLines w:val="0"/>
+              <w:widowControl/>
+              <w:suppressLineNumbers w:val="0"/>
+              <w:jc w:val="left"/>
+              <w:rPr>
+                <w:rFonts w:hint="default"/>
+                <w:sz w:val="24"/>
+                <w:szCs w:val="24"/>
+                <w:vertAlign w:val="baseline"/>
+                <w:lang w:val="en-US" w:eastAsia="zh-CN"/>
+              </w:rPr>
+            </w:pPr>
+            <w:r>
+              <w:rPr>
+                <w:rFonts w:hint="default"/>
+                <w:sz w:val="24"/>
+                <w:szCs w:val="24"/>
+                <w:vertAlign w:val="baseline"/>
+                <w:lang w:val="en-US" w:eastAsia="zh-CN"/>
+              </w:rPr>
+              <w:t>${</w:t>
+            </w:r>
+            <w:r>
+              <w:rPr>
+                <w:rFonts w:ascii="宋体" w:hAnsi="宋体" w:eastAsia="宋体" w:cs="宋体"/>
+                <w:kern w:val="0"/>
+                <w:sz w:val="24"/>
+                <w:szCs w:val="24"/>
+                <w:lang w:val="en-US" w:eastAsia="zh-CN" w:bidi="ar"/>
+                <w14:ligatures w14:val="standardContextual"/>
+              </w:rPr>
+              <w:t>familyAndSocialRelations</w:t>
+            </w:r>
+            <w:r>
+              <w:rPr>
+                <w:rFonts w:hint="default" w:ascii="宋体" w:hAnsi="宋体" w:eastAsia="宋体" w:cs="宋体"/>
+                <w:kern w:val="0"/>
+                <w:sz w:val="24"/>
+                <w:szCs w:val="24"/>
+                <w:lang w:val="en-US" w:eastAsia="zh-CN" w:bidi="ar"/>
+                <w14:ligatures w14:val="standardContextual"/>
+              </w:rPr>
+              <w:t>.</w:t>
+            </w:r>
+            <w:r>
+              <w:rPr>
+                <w:rFonts w:ascii="宋体" w:hAnsi="宋体" w:eastAsia="宋体" w:cs="宋体"/>
+                <w:kern w:val="0"/>
+                <w:sz w:val="24"/>
+                <w:szCs w:val="24"/>
+                <w:lang w:val="en-US" w:eastAsia="zh-CN" w:bidi="ar"/>
+                <w14:ligatures w14:val="standardContextual"/>
+              </w:rPr>
+              <w:t>workUnit</w:t>
+            </w:r>
+            <w:r>
+              <w:rPr>
+                <w:rFonts w:hint="default"/>
+                <w:sz w:val="24"/>
+                <w:szCs w:val="24"/>
+                <w:vertAlign w:val="baseline"/>
+                <w:lang w:val="en-US" w:eastAsia="zh-CN"/>
+              </w:rPr>
+              <w:t>}</w:t>
+            </w:r>
           </w:p>
         </w:tc>
       </w:tr>
       <w:tr>
         <w:tc>
           <w:tcPr>
-            <w:tcW w:w="412" w:type="dxa"/>
-            <w:vMerge w:val="continue"/>
-          </w:tcPr>
-          <w:p>
-            <w:pPr>
-              <w:jc w:val="left"/>
-              <w:rPr>
-                <w:rFonts w:hint="default"/>
-                <w:sz w:val="24"/>
-                <w:szCs w:val="24"/>
-                <w:vertAlign w:val="baseline"/>
-                <w:lang w:val="en-US" w:eastAsia="zh-CN"/>
-              </w:rPr>
-            </w:pPr>
-          </w:p>
-        </w:tc>
-        <w:tc>
-          <w:tcPr>
-            <w:tcW w:w="1657" w:type="dxa"/>
-          </w:tcPr>
-          <w:p>
-            <w:pPr>
-              <w:jc w:val="left"/>
-              <w:rPr>
-                <w:rFonts w:hint="default"/>
-                <w:sz w:val="24"/>
-                <w:szCs w:val="24"/>
-                <w:vertAlign w:val="baseline"/>
-                <w:lang w:val="en-US" w:eastAsia="zh-CN"/>
-              </w:rPr>
-            </w:pPr>
-          </w:p>
-        </w:tc>
-        <w:tc>
-          <w:tcPr>
-            <w:tcW w:w="560" w:type="dxa"/>
-          </w:tcPr>
-          <w:p>
-            <w:pPr>
-              <w:jc w:val="left"/>
-              <w:rPr>
-                <w:rFonts w:hint="default"/>
-                <w:sz w:val="24"/>
-                <w:szCs w:val="24"/>
-                <w:vertAlign w:val="baseline"/>
-                <w:lang w:val="en-US" w:eastAsia="zh-CN"/>
-              </w:rPr>
-            </w:pPr>
-          </w:p>
-        </w:tc>
-        <w:tc>
-          <w:tcPr>
-            <w:tcW w:w="1312" w:type="dxa"/>
-          </w:tcPr>
-          <w:p>
-            <w:pPr>
-              <w:jc w:val="left"/>
-              <w:rPr>
-                <w:rFonts w:hint="default"/>
-                <w:sz w:val="24"/>
-                <w:szCs w:val="24"/>
-                <w:vertAlign w:val="baseline"/>
-                <w:lang w:val="en-US" w:eastAsia="zh-CN"/>
-              </w:rPr>
-            </w:pPr>
-          </w:p>
-        </w:tc>
-        <w:tc>
-          <w:tcPr>
-            <w:tcW w:w="804" w:type="dxa"/>
-          </w:tcPr>
-          <w:p>
-            <w:pPr>
-              <w:jc w:val="left"/>
-              <w:rPr>
-                <w:rFonts w:hint="default"/>
-                <w:sz w:val="24"/>
-                <w:szCs w:val="24"/>
-                <w:vertAlign w:val="baseline"/>
-                <w:lang w:val="en-US" w:eastAsia="zh-CN"/>
-              </w:rPr>
-            </w:pPr>
-          </w:p>
-        </w:tc>
-        <w:tc>
-          <w:tcPr>
-            <w:tcW w:w="3777" w:type="dxa"/>
-            <w:gridSpan w:val="2"/>
-          </w:tcPr>
-          <w:p>
-            <w:pPr>
-              <w:jc w:val="left"/>
-              <w:rPr>
-                <w:rFonts w:hint="default"/>
-                <w:sz w:val="24"/>
-                <w:szCs w:val="24"/>
-                <w:vertAlign w:val="baseline"/>
-                <w:lang w:val="en-US" w:eastAsia="zh-CN"/>
-              </w:rPr>
-            </w:pPr>
-          </w:p>
-        </w:tc>
-      </w:tr>
-      <w:tr>
-        <w:tc>
-          <w:tcPr>
-            <w:tcW w:w="412" w:type="dxa"/>
-            <w:vMerge w:val="continue"/>
-          </w:tcPr>
-          <w:p>
-            <w:pPr>
-              <w:jc w:val="left"/>
-              <w:rPr>
-                <w:rFonts w:hint="default"/>
-                <w:sz w:val="24"/>
-                <w:szCs w:val="24"/>
-                <w:vertAlign w:val="baseline"/>
-                <w:lang w:val="en-US" w:eastAsia="zh-CN"/>
-              </w:rPr>
-            </w:pPr>
-          </w:p>
-        </w:tc>
-        <w:tc>
-          <w:tcPr>
-            <w:tcW w:w="1657" w:type="dxa"/>
-          </w:tcPr>
-          <w:p>
-            <w:pPr>
-              <w:jc w:val="left"/>
-              <w:rPr>
-                <w:rFonts w:hint="default"/>
-                <w:sz w:val="24"/>
-                <w:szCs w:val="24"/>
-                <w:vertAlign w:val="baseline"/>
-                <w:lang w:val="en-US" w:eastAsia="zh-CN"/>
-              </w:rPr>
-            </w:pPr>
-          </w:p>
-        </w:tc>
-        <w:tc>
-          <w:tcPr>
-            <w:tcW w:w="560" w:type="dxa"/>
-          </w:tcPr>
-          <w:p>
-            <w:pPr>
-              <w:jc w:val="left"/>
-              <w:rPr>
-                <w:rFonts w:hint="default"/>
-                <w:sz w:val="24"/>
-                <w:szCs w:val="24"/>
-                <w:vertAlign w:val="baseline"/>
-                <w:lang w:val="en-US" w:eastAsia="zh-CN"/>
-              </w:rPr>
-            </w:pPr>
-          </w:p>
-        </w:tc>
-        <w:tc>
-          <w:tcPr>
-            <w:tcW w:w="1312" w:type="dxa"/>
-          </w:tcPr>
-          <w:p>
-            <w:pPr>
-              <w:jc w:val="left"/>
-              <w:rPr>
-                <w:rFonts w:hint="default"/>
-                <w:sz w:val="24"/>
-                <w:szCs w:val="24"/>
-                <w:vertAlign w:val="baseline"/>
-                <w:lang w:val="en-US" w:eastAsia="zh-CN"/>
-              </w:rPr>
-            </w:pPr>
-          </w:p>
-        </w:tc>
-        <w:tc>
-          <w:tcPr>
-            <w:tcW w:w="804" w:type="dxa"/>
-          </w:tcPr>
-          <w:p>
-            <w:pPr>
-              <w:jc w:val="left"/>
-              <w:rPr>
-                <w:rFonts w:hint="default"/>
-                <w:sz w:val="24"/>
-                <w:szCs w:val="24"/>
-                <w:vertAlign w:val="baseline"/>
-                <w:lang w:val="en-US" w:eastAsia="zh-CN"/>
-              </w:rPr>
-            </w:pPr>
-          </w:p>
-        </w:tc>
-        <w:tc>
-          <w:tcPr>
-            <w:tcW w:w="3777" w:type="dxa"/>
-            <w:gridSpan w:val="2"/>
-          </w:tcPr>
-          <w:p>
-            <w:pPr>
-              <w:jc w:val="left"/>
-              <w:rPr>
-                <w:rFonts w:hint="default"/>
-                <w:sz w:val="24"/>
-                <w:szCs w:val="24"/>
-                <w:vertAlign w:val="baseline"/>
-                <w:lang w:val="en-US" w:eastAsia="zh-CN"/>
-              </w:rPr>
-            </w:pPr>
-          </w:p>
-        </w:tc>
-      </w:tr>
-      <w:tr>
-        <w:tc>
-          <w:tcPr>
-            <w:tcW w:w="412" w:type="dxa"/>
-            <w:vMerge w:val="continue"/>
-          </w:tcPr>
-          <w:p>
-            <w:pPr>
-              <w:jc w:val="left"/>
-              <w:rPr>
-                <w:rFonts w:hint="default"/>
-                <w:sz w:val="24"/>
-                <w:szCs w:val="24"/>
-                <w:vertAlign w:val="baseline"/>
-                <w:lang w:val="en-US" w:eastAsia="zh-CN"/>
-              </w:rPr>
-            </w:pPr>
-          </w:p>
-        </w:tc>
-        <w:tc>
-          <w:tcPr>
-            <w:tcW w:w="1657" w:type="dxa"/>
-          </w:tcPr>
-          <w:p>
-            <w:pPr>
-              <w:jc w:val="left"/>
-              <w:rPr>
-                <w:rFonts w:hint="default"/>
-                <w:sz w:val="24"/>
-                <w:szCs w:val="24"/>
-                <w:vertAlign w:val="baseline"/>
-                <w:lang w:val="en-US" w:eastAsia="zh-CN"/>
-              </w:rPr>
-            </w:pPr>
-          </w:p>
-        </w:tc>
-        <w:tc>
-          <w:tcPr>
-            <w:tcW w:w="560" w:type="dxa"/>
-          </w:tcPr>
-          <w:p>
-            <w:pPr>
-              <w:jc w:val="left"/>
-              <w:rPr>
-                <w:rFonts w:hint="default"/>
-                <w:sz w:val="24"/>
-                <w:szCs w:val="24"/>
-                <w:vertAlign w:val="baseline"/>
-                <w:lang w:val="en-US" w:eastAsia="zh-CN"/>
-              </w:rPr>
-            </w:pPr>
-          </w:p>
-        </w:tc>
-        <w:tc>
-          <w:tcPr>
-            <w:tcW w:w="1312" w:type="dxa"/>
-          </w:tcPr>
-          <w:p>
-            <w:pPr>
-              <w:jc w:val="left"/>
-              <w:rPr>
-                <w:rFonts w:hint="default"/>
-                <w:sz w:val="24"/>
-                <w:szCs w:val="24"/>
-                <w:vertAlign w:val="baseline"/>
-                <w:lang w:val="en-US" w:eastAsia="zh-CN"/>
-              </w:rPr>
-            </w:pPr>
-          </w:p>
-        </w:tc>
-        <w:tc>
-          <w:tcPr>
-            <w:tcW w:w="804" w:type="dxa"/>
-          </w:tcPr>
-          <w:p>
-            <w:pPr>
-              <w:jc w:val="left"/>
-              <w:rPr>
-                <w:rFonts w:hint="default"/>
-                <w:sz w:val="24"/>
-                <w:szCs w:val="24"/>
-                <w:vertAlign w:val="baseline"/>
-                <w:lang w:val="en-US" w:eastAsia="zh-CN"/>
-              </w:rPr>
-            </w:pPr>
-          </w:p>
-        </w:tc>
-        <w:tc>
-          <w:tcPr>
-            <w:tcW w:w="3777" w:type="dxa"/>
-            <w:gridSpan w:val="2"/>
-          </w:tcPr>
-          <w:p>
-            <w:pPr>
-              <w:jc w:val="left"/>
-              <w:rPr>
-                <w:rFonts w:hint="default"/>
-                <w:sz w:val="24"/>
-                <w:szCs w:val="24"/>
-                <w:vertAlign w:val="baseline"/>
-                <w:lang w:val="en-US" w:eastAsia="zh-CN"/>
-              </w:rPr>
-            </w:pPr>
-          </w:p>
-        </w:tc>
-      </w:tr>
-      <w:tr>
-        <w:tc>
-          <w:tcPr>
-            <w:tcW w:w="412" w:type="dxa"/>
-            <w:vMerge w:val="continue"/>
-          </w:tcPr>
-          <w:p>
-            <w:pPr>
-              <w:jc w:val="left"/>
-              <w:rPr>
-                <w:rFonts w:hint="default"/>
-                <w:sz w:val="24"/>
-                <w:szCs w:val="24"/>
-                <w:vertAlign w:val="baseline"/>
-                <w:lang w:val="en-US" w:eastAsia="zh-CN"/>
-              </w:rPr>
-            </w:pPr>
-          </w:p>
-        </w:tc>
-        <w:tc>
-          <w:tcPr>
-            <w:tcW w:w="1657" w:type="dxa"/>
-          </w:tcPr>
-          <w:p>
-            <w:pPr>
-              <w:jc w:val="left"/>
-              <w:rPr>
-                <w:rFonts w:hint="default"/>
-                <w:sz w:val="24"/>
-                <w:szCs w:val="24"/>
-                <w:vertAlign w:val="baseline"/>
-                <w:lang w:val="en-US" w:eastAsia="zh-CN"/>
-              </w:rPr>
-            </w:pPr>
-          </w:p>
-        </w:tc>
-        <w:tc>
-          <w:tcPr>
-            <w:tcW w:w="560" w:type="dxa"/>
-          </w:tcPr>
-          <w:p>
-            <w:pPr>
-              <w:jc w:val="left"/>
-              <w:rPr>
-                <w:rFonts w:hint="default"/>
-                <w:sz w:val="24"/>
-                <w:szCs w:val="24"/>
-                <w:vertAlign w:val="baseline"/>
-                <w:lang w:val="en-US" w:eastAsia="zh-CN"/>
-              </w:rPr>
-            </w:pPr>
-          </w:p>
-        </w:tc>
-        <w:tc>
-          <w:tcPr>
-            <w:tcW w:w="1312" w:type="dxa"/>
-          </w:tcPr>
-          <w:p>
-            <w:pPr>
-              <w:jc w:val="left"/>
-              <w:rPr>
-                <w:rFonts w:hint="default"/>
-                <w:sz w:val="24"/>
-                <w:szCs w:val="24"/>
-                <w:vertAlign w:val="baseline"/>
-                <w:lang w:val="en-US" w:eastAsia="zh-CN"/>
-              </w:rPr>
-            </w:pPr>
-          </w:p>
-        </w:tc>
-        <w:tc>
-          <w:tcPr>
-            <w:tcW w:w="804" w:type="dxa"/>
-          </w:tcPr>
-          <w:p>
-            <w:pPr>
-              <w:jc w:val="left"/>
-              <w:rPr>
-                <w:rFonts w:hint="default"/>
-                <w:sz w:val="24"/>
-                <w:szCs w:val="24"/>
-                <w:vertAlign w:val="baseline"/>
-                <w:lang w:val="en-US" w:eastAsia="zh-CN"/>
-              </w:rPr>
-            </w:pPr>
-          </w:p>
-        </w:tc>
-        <w:tc>
-          <w:tcPr>
-            <w:tcW w:w="3777" w:type="dxa"/>
-            <w:gridSpan w:val="2"/>
-          </w:tcPr>
-          <w:p>
-            <w:pPr>
-              <w:jc w:val="left"/>
-              <w:rPr>
-                <w:rFonts w:hint="default"/>
-                <w:sz w:val="24"/>
-                <w:szCs w:val="24"/>
-                <w:vertAlign w:val="baseline"/>
-                <w:lang w:val="en-US" w:eastAsia="zh-CN"/>
-              </w:rPr>
-            </w:pPr>
-          </w:p>
-        </w:tc>
-      </w:tr>
-      <w:tr>
-        <w:tc>
-          <w:tcPr>
-            <w:tcW w:w="412" w:type="dxa"/>
-            <w:vMerge w:val="continue"/>
-          </w:tcPr>
-          <w:p>
-            <w:pPr>
-              <w:jc w:val="left"/>
-              <w:rPr>
-                <w:rFonts w:hint="default"/>
-                <w:sz w:val="24"/>
-                <w:szCs w:val="24"/>
-                <w:vertAlign w:val="baseline"/>
-                <w:lang w:val="en-US" w:eastAsia="zh-CN"/>
-              </w:rPr>
-            </w:pPr>
-          </w:p>
-        </w:tc>
-        <w:tc>
-          <w:tcPr>
-            <w:tcW w:w="1657" w:type="dxa"/>
-          </w:tcPr>
-          <w:p>
-            <w:pPr>
-              <w:jc w:val="left"/>
-              <w:rPr>
-                <w:rFonts w:hint="default"/>
-                <w:sz w:val="24"/>
-                <w:szCs w:val="24"/>
-                <w:vertAlign w:val="baseline"/>
-                <w:lang w:val="en-US" w:eastAsia="zh-CN"/>
-              </w:rPr>
-            </w:pPr>
-          </w:p>
-        </w:tc>
-        <w:tc>
-          <w:tcPr>
-            <w:tcW w:w="560" w:type="dxa"/>
-          </w:tcPr>
-          <w:p>
-            <w:pPr>
-              <w:jc w:val="left"/>
-              <w:rPr>
-                <w:rFonts w:hint="default"/>
-                <w:sz w:val="24"/>
-                <w:szCs w:val="24"/>
-                <w:vertAlign w:val="baseline"/>
-                <w:lang w:val="en-US" w:eastAsia="zh-CN"/>
-              </w:rPr>
-            </w:pPr>
-          </w:p>
-        </w:tc>
-        <w:tc>
-          <w:tcPr>
-            <w:tcW w:w="1312" w:type="dxa"/>
-          </w:tcPr>
-          <w:p>
-            <w:pPr>
-              <w:jc w:val="left"/>
-              <w:rPr>
-                <w:rFonts w:hint="default"/>
-                <w:sz w:val="24"/>
-                <w:szCs w:val="24"/>
-                <w:vertAlign w:val="baseline"/>
-                <w:lang w:val="en-US" w:eastAsia="zh-CN"/>
-              </w:rPr>
-            </w:pPr>
-          </w:p>
-        </w:tc>
-        <w:tc>
-          <w:tcPr>
-            <w:tcW w:w="804" w:type="dxa"/>
-          </w:tcPr>
-          <w:p>
-            <w:pPr>
-              <w:jc w:val="left"/>
-              <w:rPr>
-                <w:rFonts w:hint="default"/>
-                <w:sz w:val="24"/>
-                <w:szCs w:val="24"/>
-                <w:vertAlign w:val="baseline"/>
-                <w:lang w:val="en-US" w:eastAsia="zh-CN"/>
-              </w:rPr>
-            </w:pPr>
-          </w:p>
-        </w:tc>
-        <w:tc>
-          <w:tcPr>
-            <w:tcW w:w="3777" w:type="dxa"/>
-            <w:gridSpan w:val="2"/>
-          </w:tcPr>
-          <w:p>
-            <w:pPr>
-              <w:jc w:val="left"/>
-              <w:rPr>
-                <w:rFonts w:hint="default"/>
-                <w:sz w:val="24"/>
-                <w:szCs w:val="24"/>
-                <w:vertAlign w:val="baseline"/>
-                <w:lang w:val="en-US" w:eastAsia="zh-CN"/>
-              </w:rPr>
-            </w:pPr>
-          </w:p>
-        </w:tc>
-      </w:tr>
-      <w:tr>
-        <w:tc>
-          <w:tcPr>
-            <w:tcW w:w="412" w:type="dxa"/>
+            <w:tcW w:w="325" w:type="dxa"/>
           </w:tcPr>
           <w:p>
             <w:pPr>
@@ -2417,20 +2357,58 @@
         </w:tc>
         <w:tc>
           <w:tcPr>
-            <w:tcW w:w="8110" w:type="dxa"/>
+            <w:tcW w:w="8197" w:type="dxa"/>
             <w:gridSpan w:val="6"/>
           </w:tcPr>
           <w:p>
             <w:pPr>
-              <w:jc w:val="left"/>
-              <w:rPr>
-                <w:rFonts w:hint="default"/>
-                <w:sz w:val="24"/>
-                <w:szCs w:val="24"/>
-                <w:vertAlign w:val="baseline"/>
-                <w:lang w:val="en-US" w:eastAsia="zh-CN"/>
-              </w:rPr>
-            </w:pPr>
+              <w:keepNext w:val="0"/>
+              <w:keepLines w:val="0"/>
+              <w:widowControl/>
+              <w:suppressLineNumbers w:val="0"/>
+              <w:jc w:val="left"/>
+              <w:rPr>
+                <w:rFonts w:hint="default"/>
+                <w:sz w:val="24"/>
+                <w:szCs w:val="24"/>
+                <w:vertAlign w:val="baseline"/>
+                <w:lang w:val="en-US" w:eastAsia="zh-CN"/>
+              </w:rPr>
+            </w:pPr>
+            <w:r>
+              <w:rPr>
+                <w:rFonts w:hint="default"/>
+                <w:color w:val="FF0000"/>
+                <w:sz w:val="24"/>
+                <w:szCs w:val="24"/>
+                <w:vertAlign w:val="baseline"/>
+                <w:lang w:val="en-US" w:eastAsia="zh-CN"/>
+              </w:rPr>
+              <w:t>${</w:t>
+            </w:r>
+            <w:r>
+              <w:rPr>
+                <w:rFonts w:ascii="宋体" w:hAnsi="宋体" w:eastAsia="宋体" w:cs="宋体"/>
+                <w:color w:val="FF0000"/>
+                <w:kern w:val="0"/>
+                <w:sz w:val="24"/>
+                <w:szCs w:val="24"/>
+                <w:lang w:val="en-US" w:eastAsia="zh-CN" w:bidi="ar"/>
+                <w14:ligatures w14:val="standardContextual"/>
+              </w:rPr>
+              <w:t>reportingUnit</w:t>
+            </w:r>
+            <w:r>
+              <w:rPr>
+                <w:rFonts w:hint="default"/>
+                <w:color w:val="FF0000"/>
+                <w:sz w:val="24"/>
+                <w:szCs w:val="24"/>
+                <w:vertAlign w:val="baseline"/>
+                <w:lang w:val="en-US" w:eastAsia="zh-CN"/>
+              </w:rPr>
+              <w:t>}</w:t>
+            </w:r>
           </w:p>
         </w:tc>
       </w:tr>
@@ -2440,7 +2418,7 @@
         </w:trPr>
         <w:tc>
           <w:tcPr>
-            <w:tcW w:w="412" w:type="dxa"/>
+            <w:tcW w:w="325" w:type="dxa"/>
           </w:tcPr>
           <w:p>
             <w:pPr>
@@ -2467,7 +2445,7 @@
         </w:tc>
         <w:tc>
           <w:tcPr>
-            <w:tcW w:w="2217" w:type="dxa"/>
+            <w:tcW w:w="2954" w:type="dxa"/>
             <w:gridSpan w:val="2"/>
           </w:tcPr>
           <w:p>
@@ -2565,7 +2543,7 @@
         </w:tc>
         <w:tc>
           <w:tcPr>
-            <w:tcW w:w="1312" w:type="dxa"/>
+            <w:tcW w:w="1477" w:type="dxa"/>
           </w:tcPr>
           <w:p>
             <w:pPr>
@@ -2592,7 +2570,7 @@
         </w:tc>
         <w:tc>
           <w:tcPr>
-            <w:tcW w:w="4581" w:type="dxa"/>
+            <w:tcW w:w="3766" w:type="dxa"/>
             <w:gridSpan w:val="3"/>
           </w:tcPr>
           <w:p>

--- a/src/main/resources/template.docx
+++ b/src/main/resources/template.docx
@@ -25,7 +25,7 @@
     <w:tbl>
       <w:tblPr>
         <w:tblStyle w:val="16"/>
-        <w:tblW w:w="0" w:type="auto"/>
+        <w:tblW w:w="9752" w:type="dxa"/>
         <w:tblInd w:w="0" w:type="dxa"/>
         <w:tblBorders>
           <w:top w:val="single" w:color="auto" w:sz="4" w:space="0"/>
@@ -35,7 +35,7 @@
           <w:insideH w:val="single" w:color="auto" w:sz="4" w:space="0"/>
           <w:insideV w:val="single" w:color="auto" w:sz="4" w:space="0"/>
         </w:tblBorders>
-        <w:tblLayout w:type="autofit"/>
+        <w:tblLayout w:type="fixed"/>
         <w:tblCellMar>
           <w:top w:w="0" w:type="dxa"/>
           <w:left w:w="108" w:type="dxa"/>
@@ -49,8 +49,8 @@
         <w:gridCol w:w="1495"/>
         <w:gridCol w:w="1423"/>
         <w:gridCol w:w="1596"/>
-        <w:gridCol w:w="1401"/>
-        <w:gridCol w:w="596"/>
+        <w:gridCol w:w="1295"/>
+        <w:gridCol w:w="1932"/>
       </w:tblGrid>
       <w:tr>
         <w:trPr>
@@ -58,7 +58,7 @@
         </w:trPr>
         <w:tc>
           <w:tcPr>
-            <w:tcW w:w="325" w:type="dxa"/>
+            <w:tcW w:w="308" w:type="dxa"/>
           </w:tcPr>
           <w:p>
             <w:pPr>
@@ -85,7 +85,7 @@
         </w:tc>
         <w:tc>
           <w:tcPr>
-            <w:tcW w:w="1477" w:type="dxa"/>
+            <w:tcW w:w="1703" w:type="dxa"/>
           </w:tcPr>
           <w:p>
             <w:pPr>
@@ -121,7 +121,7 @@
         </w:tc>
         <w:tc>
           <w:tcPr>
-            <w:tcW w:w="1477" w:type="dxa"/>
+            <w:tcW w:w="1495" w:type="dxa"/>
           </w:tcPr>
           <w:p>
             <w:pPr>
@@ -148,7 +148,7 @@
         </w:tc>
         <w:tc>
           <w:tcPr>
-            <w:tcW w:w="1477" w:type="dxa"/>
+            <w:tcW w:w="1423" w:type="dxa"/>
           </w:tcPr>
           <w:p>
             <w:pPr>
@@ -171,7 +171,7 @@
         </w:tc>
         <w:tc>
           <w:tcPr>
-            <w:tcW w:w="1477" w:type="dxa"/>
+            <w:tcW w:w="1596" w:type="dxa"/>
           </w:tcPr>
           <w:p>
             <w:pPr>
@@ -198,7 +198,7 @@
         </w:tc>
         <w:tc>
           <w:tcPr>
-            <w:tcW w:w="1443" w:type="dxa"/>
+            <w:tcW w:w="1295" w:type="dxa"/>
           </w:tcPr>
           <w:p>
             <w:pPr>
@@ -246,7 +246,7 @@
         </w:tc>
         <w:tc>
           <w:tcPr>
-            <w:tcW w:w="846" w:type="dxa"/>
+            <w:tcW w:w="1932" w:type="dxa"/>
             <w:vMerge w:val="restart"/>
           </w:tcPr>
           <w:p>
@@ -263,13 +263,9 @@
             <w:r>
               <w:rPr>
                 <w:rFonts w:hint="eastAsia"/>
-                <w:color w:val="0000FF"/>
-                <w:sz w:val="44"/>
-                <w:szCs w:val="44"/>
-                <w:vertAlign w:val="baseline"/>
-                <w:lang w:val="en-US" w:eastAsia="zh-CN"/>
-              </w:rPr>
-              <w:t>照片</w:t>
+                <w:lang w:val="en-US" w:eastAsia="zh-CN"/>
+              </w:rPr>
+              <w:t>${photo}</w:t>
             </w:r>
           </w:p>
         </w:tc>
@@ -277,7 +273,7 @@
       <w:tr>
         <w:tc>
           <w:tcPr>
-            <w:tcW w:w="325" w:type="dxa"/>
+            <w:tcW w:w="308" w:type="dxa"/>
           </w:tcPr>
           <w:p>
             <w:pPr>
@@ -304,7 +300,7 @@
         </w:tc>
         <w:tc>
           <w:tcPr>
-            <w:tcW w:w="1477" w:type="dxa"/>
+            <w:tcW w:w="1703" w:type="dxa"/>
           </w:tcPr>
           <w:p>
             <w:pPr>
@@ -356,7 +352,7 @@
         </w:tc>
         <w:tc>
           <w:tcPr>
-            <w:tcW w:w="1477" w:type="dxa"/>
+            <w:tcW w:w="1495" w:type="dxa"/>
           </w:tcPr>
           <w:p>
             <w:pPr>
@@ -383,7 +379,7 @@
         </w:tc>
         <w:tc>
           <w:tcPr>
-            <w:tcW w:w="1477" w:type="dxa"/>
+            <w:tcW w:w="1423" w:type="dxa"/>
           </w:tcPr>
           <w:p>
             <w:pPr>
@@ -435,7 +431,7 @@
         </w:tc>
         <w:tc>
           <w:tcPr>
-            <w:tcW w:w="1477" w:type="dxa"/>
+            <w:tcW w:w="1596" w:type="dxa"/>
           </w:tcPr>
           <w:p>
             <w:pPr>
@@ -462,7 +458,7 @@
         </w:tc>
         <w:tc>
           <w:tcPr>
-            <w:tcW w:w="1443" w:type="dxa"/>
+            <w:tcW w:w="1295" w:type="dxa"/>
           </w:tcPr>
           <w:p>
             <w:pPr>
@@ -514,7 +510,7 @@
         </w:tc>
         <w:tc>
           <w:tcPr>
-            <w:tcW w:w="846" w:type="dxa"/>
+            <w:tcW w:w="1932" w:type="dxa"/>
             <w:vMerge w:val="continue"/>
           </w:tcPr>
           <w:p>
@@ -534,7 +530,7 @@
       <w:tr>
         <w:tc>
           <w:tcPr>
-            <w:tcW w:w="325" w:type="dxa"/>
+            <w:tcW w:w="308" w:type="dxa"/>
           </w:tcPr>
           <w:p>
             <w:pPr>
@@ -561,7 +557,7 @@
         </w:tc>
         <w:tc>
           <w:tcPr>
-            <w:tcW w:w="1477" w:type="dxa"/>
+            <w:tcW w:w="1703" w:type="dxa"/>
           </w:tcPr>
           <w:p>
             <w:pPr>
@@ -609,7 +605,7 @@
         </w:tc>
         <w:tc>
           <w:tcPr>
-            <w:tcW w:w="1477" w:type="dxa"/>
+            <w:tcW w:w="1495" w:type="dxa"/>
           </w:tcPr>
           <w:p>
             <w:pPr>
@@ -636,7 +632,7 @@
         </w:tc>
         <w:tc>
           <w:tcPr>
-            <w:tcW w:w="1477" w:type="dxa"/>
+            <w:tcW w:w="1423" w:type="dxa"/>
           </w:tcPr>
           <w:p>
             <w:pPr>
@@ -678,7 +674,7 @@
         </w:tc>
         <w:tc>
           <w:tcPr>
-            <w:tcW w:w="1477" w:type="dxa"/>
+            <w:tcW w:w="1596" w:type="dxa"/>
           </w:tcPr>
           <w:p>
             <w:pPr>
@@ -705,7 +701,7 @@
         </w:tc>
         <w:tc>
           <w:tcPr>
-            <w:tcW w:w="1443" w:type="dxa"/>
+            <w:tcW w:w="1295" w:type="dxa"/>
           </w:tcPr>
           <w:p>
             <w:pPr>
@@ -757,7 +753,7 @@
         </w:tc>
         <w:tc>
           <w:tcPr>
-            <w:tcW w:w="846" w:type="dxa"/>
+            <w:tcW w:w="1932" w:type="dxa"/>
             <w:vMerge w:val="continue"/>
           </w:tcPr>
           <w:p>
@@ -777,7 +773,7 @@
       <w:tr>
         <w:tc>
           <w:tcPr>
-            <w:tcW w:w="325" w:type="dxa"/>
+            <w:tcW w:w="308" w:type="dxa"/>
           </w:tcPr>
           <w:p>
             <w:pPr>
@@ -804,7 +800,7 @@
         </w:tc>
         <w:tc>
           <w:tcPr>
-            <w:tcW w:w="2954" w:type="dxa"/>
+            <w:tcW w:w="3198" w:type="dxa"/>
             <w:gridSpan w:val="2"/>
           </w:tcPr>
           <w:p>
@@ -856,7 +852,7 @@
         </w:tc>
         <w:tc>
           <w:tcPr>
-            <w:tcW w:w="1477" w:type="dxa"/>
+            <w:tcW w:w="1423" w:type="dxa"/>
           </w:tcPr>
           <w:p>
             <w:pPr>
@@ -883,7 +879,7 @@
         </w:tc>
         <w:tc>
           <w:tcPr>
-            <w:tcW w:w="2920" w:type="dxa"/>
+            <w:tcW w:w="2891" w:type="dxa"/>
             <w:gridSpan w:val="2"/>
           </w:tcPr>
           <w:p>
@@ -936,7 +932,7 @@
         </w:tc>
         <w:tc>
           <w:tcPr>
-            <w:tcW w:w="846" w:type="dxa"/>
+            <w:tcW w:w="1932" w:type="dxa"/>
             <w:vMerge w:val="continue"/>
           </w:tcPr>
           <w:p>
@@ -956,7 +952,7 @@
       <w:tr>
         <w:tc>
           <w:tcPr>
-            <w:tcW w:w="325" w:type="dxa"/>
+            <w:tcW w:w="308" w:type="dxa"/>
           </w:tcPr>
           <w:p>
             <w:pPr>
@@ -983,7 +979,7 @@
         </w:tc>
         <w:tc>
           <w:tcPr>
-            <w:tcW w:w="1477" w:type="dxa"/>
+            <w:tcW w:w="1703" w:type="dxa"/>
           </w:tcPr>
           <w:p>
             <w:pPr>
@@ -1035,7 +1031,7 @@
         </w:tc>
         <w:tc>
           <w:tcPr>
-            <w:tcW w:w="2954" w:type="dxa"/>
+            <w:tcW w:w="2918" w:type="dxa"/>
             <w:gridSpan w:val="2"/>
           </w:tcPr>
           <w:p>
@@ -1100,7 +1096,7 @@
         </w:tc>
         <w:tc>
           <w:tcPr>
-            <w:tcW w:w="1477" w:type="dxa"/>
+            <w:tcW w:w="1596" w:type="dxa"/>
           </w:tcPr>
           <w:p>
             <w:pPr>
@@ -1127,7 +1123,7 @@
         </w:tc>
         <w:tc>
           <w:tcPr>
-            <w:tcW w:w="2289" w:type="dxa"/>
+            <w:tcW w:w="3227" w:type="dxa"/>
             <w:gridSpan w:val="2"/>
           </w:tcPr>
           <w:p>
@@ -1203,7 +1199,7 @@
       <w:tr>
         <w:tc>
           <w:tcPr>
-            <w:tcW w:w="1802" w:type="dxa"/>
+            <w:tcW w:w="2011" w:type="dxa"/>
             <w:gridSpan w:val="2"/>
           </w:tcPr>
           <w:p>
@@ -1231,7 +1227,7 @@
         </w:tc>
         <w:tc>
           <w:tcPr>
-            <w:tcW w:w="6720" w:type="dxa"/>
+            <w:tcW w:w="7741" w:type="dxa"/>
             <w:gridSpan w:val="5"/>
           </w:tcPr>
           <w:p>
@@ -1286,7 +1282,7 @@
       <w:tr>
         <w:tc>
           <w:tcPr>
-            <w:tcW w:w="1802" w:type="dxa"/>
+            <w:tcW w:w="2011" w:type="dxa"/>
             <w:gridSpan w:val="2"/>
           </w:tcPr>
           <w:p>
@@ -1314,7 +1310,7 @@
         </w:tc>
         <w:tc>
           <w:tcPr>
-            <w:tcW w:w="6720" w:type="dxa"/>
+            <w:tcW w:w="7741" w:type="dxa"/>
             <w:gridSpan w:val="5"/>
           </w:tcPr>
           <w:p>
@@ -1369,7 +1365,7 @@
       <w:tr>
         <w:tc>
           <w:tcPr>
-            <w:tcW w:w="1802" w:type="dxa"/>
+            <w:tcW w:w="2011" w:type="dxa"/>
             <w:gridSpan w:val="2"/>
           </w:tcPr>
           <w:p>
@@ -1397,7 +1393,7 @@
         </w:tc>
         <w:tc>
           <w:tcPr>
-            <w:tcW w:w="6720" w:type="dxa"/>
+            <w:tcW w:w="7741" w:type="dxa"/>
             <w:gridSpan w:val="5"/>
           </w:tcPr>
           <w:p>
@@ -1452,7 +1448,7 @@
       <w:tr>
         <w:tc>
           <w:tcPr>
-            <w:tcW w:w="325" w:type="dxa"/>
+            <w:tcW w:w="308" w:type="dxa"/>
           </w:tcPr>
           <w:p>
             <w:pPr>
@@ -1479,7 +1475,7 @@
         </w:tc>
         <w:tc>
           <w:tcPr>
-            <w:tcW w:w="8197" w:type="dxa"/>
+            <w:tcW w:w="9444" w:type="dxa"/>
             <w:gridSpan w:val="6"/>
           </w:tcPr>
           <w:p>
@@ -1524,7 +1520,7 @@
       <w:tr>
         <w:tc>
           <w:tcPr>
-            <w:tcW w:w="325" w:type="dxa"/>
+            <w:tcW w:w="308" w:type="dxa"/>
           </w:tcPr>
           <w:p>
             <w:pPr>
@@ -1551,7 +1547,7 @@
         </w:tc>
         <w:tc>
           <w:tcPr>
-            <w:tcW w:w="8197" w:type="dxa"/>
+            <w:tcW w:w="9444" w:type="dxa"/>
             <w:gridSpan w:val="6"/>
           </w:tcPr>
           <w:p>
@@ -1606,7 +1602,7 @@
       <w:tr>
         <w:tc>
           <w:tcPr>
-            <w:tcW w:w="325" w:type="dxa"/>
+            <w:tcW w:w="308" w:type="dxa"/>
           </w:tcPr>
           <w:p>
             <w:pPr>
@@ -1633,7 +1629,7 @@
         </w:tc>
         <w:tc>
           <w:tcPr>
-            <w:tcW w:w="8197" w:type="dxa"/>
+            <w:tcW w:w="9444" w:type="dxa"/>
             <w:gridSpan w:val="6"/>
           </w:tcPr>
           <w:p>
@@ -1684,7 +1680,7 @@
       <w:tr>
         <w:tc>
           <w:tcPr>
-            <w:tcW w:w="325" w:type="dxa"/>
+            <w:tcW w:w="308" w:type="dxa"/>
           </w:tcPr>
           <w:p>
             <w:pPr>
@@ -1711,7 +1707,7 @@
         </w:tc>
         <w:tc>
           <w:tcPr>
-            <w:tcW w:w="8197" w:type="dxa"/>
+            <w:tcW w:w="9444" w:type="dxa"/>
             <w:gridSpan w:val="6"/>
           </w:tcPr>
           <w:p>
@@ -1766,7 +1762,7 @@
       <w:tr>
         <w:tc>
           <w:tcPr>
-            <w:tcW w:w="325" w:type="dxa"/>
+            <w:tcW w:w="308" w:type="dxa"/>
             <w:vMerge w:val="restart"/>
           </w:tcPr>
           <w:p>
@@ -1794,7 +1790,7 @@
         </w:tc>
         <w:tc>
           <w:tcPr>
-            <w:tcW w:w="1477" w:type="dxa"/>
+            <w:tcW w:w="1703" w:type="dxa"/>
           </w:tcPr>
           <w:p>
             <w:pPr>
@@ -1821,7 +1817,7 @@
         </w:tc>
         <w:tc>
           <w:tcPr>
-            <w:tcW w:w="1477" w:type="dxa"/>
+            <w:tcW w:w="1495" w:type="dxa"/>
           </w:tcPr>
           <w:p>
             <w:pPr>
@@ -1848,7 +1844,7 @@
         </w:tc>
         <w:tc>
           <w:tcPr>
-            <w:tcW w:w="1477" w:type="dxa"/>
+            <w:tcW w:w="1423" w:type="dxa"/>
           </w:tcPr>
           <w:p>
             <w:pPr>
@@ -1875,7 +1871,7 @@
         </w:tc>
         <w:tc>
           <w:tcPr>
-            <w:tcW w:w="1477" w:type="dxa"/>
+            <w:tcW w:w="1596" w:type="dxa"/>
           </w:tcPr>
           <w:p>
             <w:pPr>
@@ -1902,7 +1898,7 @@
         </w:tc>
         <w:tc>
           <w:tcPr>
-            <w:tcW w:w="2289" w:type="dxa"/>
+            <w:tcW w:w="3227" w:type="dxa"/>
             <w:gridSpan w:val="2"/>
           </w:tcPr>
           <w:p>
@@ -1932,7 +1928,7 @@
       <w:tr>
         <w:tc>
           <w:tcPr>
-            <w:tcW w:w="325" w:type="dxa"/>
+            <w:tcW w:w="308" w:type="dxa"/>
             <w:vMerge w:val="continue"/>
           </w:tcPr>
           <w:p>
@@ -1950,7 +1946,7 @@
         </w:tc>
         <w:tc>
           <w:tcPr>
-            <w:tcW w:w="1477" w:type="dxa"/>
+            <w:tcW w:w="1703" w:type="dxa"/>
           </w:tcPr>
           <w:p>
             <w:pPr>
@@ -2029,7 +2025,7 @@
         </w:tc>
         <w:tc>
           <w:tcPr>
-            <w:tcW w:w="1477" w:type="dxa"/>
+            <w:tcW w:w="1495" w:type="dxa"/>
           </w:tcPr>
           <w:p>
             <w:pPr>
@@ -2103,7 +2099,7 @@
         </w:tc>
         <w:tc>
           <w:tcPr>
-            <w:tcW w:w="1477" w:type="dxa"/>
+            <w:tcW w:w="1423" w:type="dxa"/>
           </w:tcPr>
           <w:p>
             <w:pPr>
@@ -2177,7 +2173,7 @@
         </w:tc>
         <w:tc>
           <w:tcPr>
-            <w:tcW w:w="1477" w:type="dxa"/>
+            <w:tcW w:w="1596" w:type="dxa"/>
           </w:tcPr>
           <w:p>
             <w:pPr>
@@ -2247,13 +2243,11 @@
               </w:rPr>
               <w:t>}</w:t>
             </w:r>
-            <w:bookmarkStart w:id="0" w:name="_GoBack"/>
-            <w:bookmarkEnd w:id="0"/>
-          </w:p>
-        </w:tc>
-        <w:tc>
-          <w:tcPr>
-            <w:tcW w:w="2289" w:type="dxa"/>
+          </w:p>
+        </w:tc>
+        <w:tc>
+          <w:tcPr>
+            <w:tcW w:w="3227" w:type="dxa"/>
             <w:gridSpan w:val="2"/>
           </w:tcPr>
           <w:p>
@@ -2330,7 +2324,7 @@
       <w:tr>
         <w:tc>
           <w:tcPr>
-            <w:tcW w:w="325" w:type="dxa"/>
+            <w:tcW w:w="308" w:type="dxa"/>
           </w:tcPr>
           <w:p>
             <w:pPr>
@@ -2357,7 +2351,7 @@
         </w:tc>
         <w:tc>
           <w:tcPr>
-            <w:tcW w:w="8197" w:type="dxa"/>
+            <w:tcW w:w="9444" w:type="dxa"/>
             <w:gridSpan w:val="6"/>
           </w:tcPr>
           <w:p>
@@ -2418,7 +2412,7 @@
         </w:trPr>
         <w:tc>
           <w:tcPr>
-            <w:tcW w:w="325" w:type="dxa"/>
+            <w:tcW w:w="308" w:type="dxa"/>
           </w:tcPr>
           <w:p>
             <w:pPr>
@@ -2445,7 +2439,7 @@
         </w:tc>
         <w:tc>
           <w:tcPr>
-            <w:tcW w:w="2954" w:type="dxa"/>
+            <w:tcW w:w="3198" w:type="dxa"/>
             <w:gridSpan w:val="2"/>
           </w:tcPr>
           <w:p>
@@ -2543,7 +2537,7 @@
         </w:tc>
         <w:tc>
           <w:tcPr>
-            <w:tcW w:w="1477" w:type="dxa"/>
+            <w:tcW w:w="1423" w:type="dxa"/>
           </w:tcPr>
           <w:p>
             <w:pPr>
@@ -2570,7 +2564,7 @@
         </w:tc>
         <w:tc>
           <w:tcPr>
-            <w:tcW w:w="3766" w:type="dxa"/>
+            <w:tcW w:w="4823" w:type="dxa"/>
             <w:gridSpan w:val="3"/>
           </w:tcPr>
           <w:p>
